--- a/modelo COSTA CARLOS 3C E CLAUDIO 3C.docx
+++ b/modelo COSTA CARLOS 3C E CLAUDIO 3C.docx
@@ -1825,7 +1825,7 @@
           <w:docPartGallery w:val="Table of Contents"/>
           <w:docPartUnique w:val="true"/>
         </w:docPartObj>
-        <w:id w:val="238938309"/>
+        <w:id w:val="1833150306"/>
       </w:sdtPr>
       <w:sdtContent>
         <w:p>
@@ -4933,7 +4933,7 @@
           <w:tab w:val="left" w:pos="0" w:leader="none"/>
         </w:tabs>
         <w:spacing w:lineRule="auto" w:line="360" w:before="240" w:after="0"/>
-        <w:ind w:hanging="0"/>
+        <w:ind w:left="720" w:hanging="0"/>
         <w:rPr>
           <w:b/>
           <w:b/>
@@ -4967,9 +4967,9 @@
       </w:tblPr>
       <w:tblGrid>
         <w:gridCol w:w="2152"/>
-        <w:gridCol w:w="2013"/>
+        <w:gridCol w:w="2012"/>
         <w:gridCol w:w="2003"/>
-        <w:gridCol w:w="1887"/>
+        <w:gridCol w:w="1888"/>
         <w:gridCol w:w="2165"/>
       </w:tblGrid>
       <w:tr>
@@ -4985,6 +4985,7 @@
           <w:p>
             <w:pPr>
               <w:pStyle w:val="Ttulodetabela"/>
+              <w:widowControl w:val="false"/>
               <w:rPr/>
             </w:pPr>
             <w:r>
@@ -4995,13 +4996,14 @@
         </w:tc>
         <w:tc>
           <w:tcPr>
-            <w:tcW w:w="2013" w:type="dxa"/>
+            <w:tcW w:w="2012" w:type="dxa"/>
             <w:tcBorders/>
             <w:vAlign w:val="center"/>
           </w:tcPr>
           <w:p>
             <w:pPr>
               <w:pStyle w:val="Ttulodetabela"/>
+              <w:widowControl w:val="false"/>
               <w:rPr/>
             </w:pPr>
             <w:r>
@@ -5019,6 +5021,7 @@
           <w:p>
             <w:pPr>
               <w:pStyle w:val="Ttulodetabela"/>
+              <w:widowControl w:val="false"/>
               <w:rPr/>
             </w:pPr>
             <w:r>
@@ -5029,13 +5032,14 @@
         </w:tc>
         <w:tc>
           <w:tcPr>
-            <w:tcW w:w="1887" w:type="dxa"/>
+            <w:tcW w:w="1888" w:type="dxa"/>
             <w:tcBorders/>
             <w:vAlign w:val="center"/>
           </w:tcPr>
           <w:p>
             <w:pPr>
               <w:pStyle w:val="Ttulodetabela"/>
+              <w:widowControl w:val="false"/>
               <w:rPr/>
             </w:pPr>
             <w:r>
@@ -5053,6 +5057,7 @@
           <w:p>
             <w:pPr>
               <w:pStyle w:val="Ttulodetabela"/>
+              <w:widowControl w:val="false"/>
               <w:rPr/>
             </w:pPr>
             <w:r>
@@ -5073,6 +5078,7 @@
           <w:p>
             <w:pPr>
               <w:pStyle w:val="Contedodatabela"/>
+              <w:widowControl w:val="false"/>
               <w:rPr/>
             </w:pPr>
             <w:r>
@@ -5085,13 +5091,14 @@
         </w:tc>
         <w:tc>
           <w:tcPr>
-            <w:tcW w:w="2013" w:type="dxa"/>
+            <w:tcW w:w="2012" w:type="dxa"/>
             <w:tcBorders/>
             <w:vAlign w:val="center"/>
           </w:tcPr>
           <w:p>
             <w:pPr>
               <w:pStyle w:val="Contedodatabela"/>
+              <w:widowControl w:val="false"/>
               <w:rPr/>
             </w:pPr>
             <w:r>
@@ -5109,6 +5116,7 @@
           <w:p>
             <w:pPr>
               <w:pStyle w:val="Contedodatabela"/>
+              <w:widowControl w:val="false"/>
               <w:rPr/>
             </w:pPr>
             <w:r>
@@ -5119,13 +5127,14 @@
         </w:tc>
         <w:tc>
           <w:tcPr>
-            <w:tcW w:w="1887" w:type="dxa"/>
+            <w:tcW w:w="1888" w:type="dxa"/>
             <w:tcBorders/>
             <w:vAlign w:val="center"/>
           </w:tcPr>
           <w:p>
             <w:pPr>
               <w:pStyle w:val="Contedodatabela"/>
+              <w:widowControl w:val="false"/>
               <w:rPr/>
             </w:pPr>
             <w:r>
@@ -5143,6 +5152,7 @@
           <w:p>
             <w:pPr>
               <w:pStyle w:val="Contedodatabela"/>
+              <w:widowControl w:val="false"/>
               <w:rPr/>
             </w:pPr>
             <w:r>
@@ -5163,6 +5173,7 @@
           <w:p>
             <w:pPr>
               <w:pStyle w:val="Contedodatabela"/>
+              <w:widowControl w:val="false"/>
               <w:rPr/>
             </w:pPr>
             <w:r>
@@ -5173,13 +5184,14 @@
         </w:tc>
         <w:tc>
           <w:tcPr>
-            <w:tcW w:w="2013" w:type="dxa"/>
+            <w:tcW w:w="2012" w:type="dxa"/>
             <w:tcBorders/>
             <w:vAlign w:val="center"/>
           </w:tcPr>
           <w:p>
             <w:pPr>
               <w:pStyle w:val="Contedodatabela"/>
+              <w:widowControl w:val="false"/>
               <w:rPr/>
             </w:pPr>
             <w:r>
@@ -5197,6 +5209,7 @@
           <w:p>
             <w:pPr>
               <w:pStyle w:val="Contedodatabela"/>
+              <w:widowControl w:val="false"/>
               <w:rPr/>
             </w:pPr>
             <w:r>
@@ -5207,13 +5220,14 @@
         </w:tc>
         <w:tc>
           <w:tcPr>
-            <w:tcW w:w="1887" w:type="dxa"/>
+            <w:tcW w:w="1888" w:type="dxa"/>
             <w:tcBorders/>
             <w:vAlign w:val="center"/>
           </w:tcPr>
           <w:p>
             <w:pPr>
               <w:pStyle w:val="Contedodatabela"/>
+              <w:widowControl w:val="false"/>
               <w:rPr/>
             </w:pPr>
             <w:r>
@@ -5231,6 +5245,7 @@
           <w:p>
             <w:pPr>
               <w:pStyle w:val="Contedodatabela"/>
+              <w:widowControl w:val="false"/>
               <w:rPr/>
             </w:pPr>
             <w:r>
@@ -5251,6 +5266,7 @@
           <w:p>
             <w:pPr>
               <w:pStyle w:val="Contedodatabela"/>
+              <w:widowControl w:val="false"/>
               <w:rPr/>
             </w:pPr>
             <w:r>
@@ -5261,13 +5277,14 @@
         </w:tc>
         <w:tc>
           <w:tcPr>
-            <w:tcW w:w="2013" w:type="dxa"/>
+            <w:tcW w:w="2012" w:type="dxa"/>
             <w:tcBorders/>
             <w:vAlign w:val="center"/>
           </w:tcPr>
           <w:p>
             <w:pPr>
               <w:pStyle w:val="Contedodatabela"/>
+              <w:widowControl w:val="false"/>
               <w:rPr/>
             </w:pPr>
             <w:r>
@@ -5285,6 +5302,7 @@
           <w:p>
             <w:pPr>
               <w:pStyle w:val="Contedodatabela"/>
+              <w:widowControl w:val="false"/>
               <w:rPr/>
             </w:pPr>
             <w:r>
@@ -5295,13 +5313,14 @@
         </w:tc>
         <w:tc>
           <w:tcPr>
-            <w:tcW w:w="1887" w:type="dxa"/>
+            <w:tcW w:w="1888" w:type="dxa"/>
             <w:tcBorders/>
             <w:vAlign w:val="center"/>
           </w:tcPr>
           <w:p>
             <w:pPr>
               <w:pStyle w:val="Contedodatabela"/>
+              <w:widowControl w:val="false"/>
               <w:rPr/>
             </w:pPr>
             <w:r>
@@ -5319,6 +5338,7 @@
           <w:p>
             <w:pPr>
               <w:pStyle w:val="Contedodatabela"/>
+              <w:widowControl w:val="false"/>
               <w:rPr/>
             </w:pPr>
             <w:r>
@@ -5339,6 +5359,7 @@
           <w:p>
             <w:pPr>
               <w:pStyle w:val="Contedodatabela"/>
+              <w:widowControl w:val="false"/>
               <w:rPr/>
             </w:pPr>
             <w:r>
@@ -5349,13 +5370,14 @@
         </w:tc>
         <w:tc>
           <w:tcPr>
-            <w:tcW w:w="2013" w:type="dxa"/>
+            <w:tcW w:w="2012" w:type="dxa"/>
             <w:tcBorders/>
             <w:vAlign w:val="center"/>
           </w:tcPr>
           <w:p>
             <w:pPr>
               <w:pStyle w:val="Contedodatabela"/>
+              <w:widowControl w:val="false"/>
               <w:rPr/>
             </w:pPr>
             <w:r>
@@ -5373,6 +5395,7 @@
           <w:p>
             <w:pPr>
               <w:pStyle w:val="Contedodatabela"/>
+              <w:widowControl w:val="false"/>
               <w:rPr/>
             </w:pPr>
             <w:r>
@@ -5383,13 +5406,14 @@
         </w:tc>
         <w:tc>
           <w:tcPr>
-            <w:tcW w:w="1887" w:type="dxa"/>
+            <w:tcW w:w="1888" w:type="dxa"/>
             <w:tcBorders/>
             <w:vAlign w:val="center"/>
           </w:tcPr>
           <w:p>
             <w:pPr>
               <w:pStyle w:val="Contedodatabela"/>
+              <w:widowControl w:val="false"/>
               <w:rPr/>
             </w:pPr>
             <w:r>
@@ -5407,6 +5431,7 @@
           <w:p>
             <w:pPr>
               <w:pStyle w:val="Contedodatabela"/>
+              <w:widowControl w:val="false"/>
               <w:rPr/>
             </w:pPr>
             <w:r>
@@ -5427,6 +5452,7 @@
           <w:p>
             <w:pPr>
               <w:pStyle w:val="Contedodatabela"/>
+              <w:widowControl w:val="false"/>
               <w:rPr/>
             </w:pPr>
             <w:r>
@@ -5437,13 +5463,14 @@
         </w:tc>
         <w:tc>
           <w:tcPr>
-            <w:tcW w:w="2013" w:type="dxa"/>
+            <w:tcW w:w="2012" w:type="dxa"/>
             <w:tcBorders/>
             <w:vAlign w:val="center"/>
           </w:tcPr>
           <w:p>
             <w:pPr>
               <w:pStyle w:val="Contedodatabela"/>
+              <w:widowControl w:val="false"/>
               <w:rPr/>
             </w:pPr>
             <w:r>
@@ -5461,6 +5488,7 @@
           <w:p>
             <w:pPr>
               <w:pStyle w:val="Contedodatabela"/>
+              <w:widowControl w:val="false"/>
               <w:rPr/>
             </w:pPr>
             <w:r>
@@ -5471,13 +5499,14 @@
         </w:tc>
         <w:tc>
           <w:tcPr>
-            <w:tcW w:w="1887" w:type="dxa"/>
+            <w:tcW w:w="1888" w:type="dxa"/>
             <w:tcBorders/>
             <w:vAlign w:val="center"/>
           </w:tcPr>
           <w:p>
             <w:pPr>
               <w:pStyle w:val="Contedodatabela"/>
+              <w:widowControl w:val="false"/>
               <w:rPr/>
             </w:pPr>
             <w:r>
@@ -5495,6 +5524,7 @@
           <w:p>
             <w:pPr>
               <w:pStyle w:val="Contedodatabela"/>
+              <w:widowControl w:val="false"/>
               <w:rPr/>
             </w:pPr>
             <w:r>
@@ -5515,6 +5545,7 @@
           <w:p>
             <w:pPr>
               <w:pStyle w:val="Contedodatabela"/>
+              <w:widowControl w:val="false"/>
               <w:rPr/>
             </w:pPr>
             <w:r>
@@ -5525,13 +5556,14 @@
         </w:tc>
         <w:tc>
           <w:tcPr>
-            <w:tcW w:w="2013" w:type="dxa"/>
+            <w:tcW w:w="2012" w:type="dxa"/>
             <w:tcBorders/>
             <w:vAlign w:val="center"/>
           </w:tcPr>
           <w:p>
             <w:pPr>
               <w:pStyle w:val="Contedodatabela"/>
+              <w:widowControl w:val="false"/>
               <w:rPr/>
             </w:pPr>
             <w:r>
@@ -5549,6 +5581,7 @@
           <w:p>
             <w:pPr>
               <w:pStyle w:val="Contedodatabela"/>
+              <w:widowControl w:val="false"/>
               <w:rPr/>
             </w:pPr>
             <w:r>
@@ -5559,13 +5592,14 @@
         </w:tc>
         <w:tc>
           <w:tcPr>
-            <w:tcW w:w="1887" w:type="dxa"/>
+            <w:tcW w:w="1888" w:type="dxa"/>
             <w:tcBorders/>
             <w:vAlign w:val="center"/>
           </w:tcPr>
           <w:p>
             <w:pPr>
               <w:pStyle w:val="Contedodatabela"/>
+              <w:widowControl w:val="false"/>
               <w:rPr/>
             </w:pPr>
             <w:r>
@@ -5583,6 +5617,7 @@
           <w:p>
             <w:pPr>
               <w:pStyle w:val="Contedodatabela"/>
+              <w:widowControl w:val="false"/>
               <w:rPr/>
             </w:pPr>
             <w:r>
@@ -5603,6 +5638,7 @@
           <w:p>
             <w:pPr>
               <w:pStyle w:val="Contedodatabela"/>
+              <w:widowControl w:val="false"/>
               <w:rPr/>
             </w:pPr>
             <w:r>
@@ -5615,13 +5651,14 @@
         </w:tc>
         <w:tc>
           <w:tcPr>
-            <w:tcW w:w="2013" w:type="dxa"/>
+            <w:tcW w:w="2012" w:type="dxa"/>
             <w:tcBorders/>
             <w:vAlign w:val="center"/>
           </w:tcPr>
           <w:p>
             <w:pPr>
               <w:pStyle w:val="Contedodatabela"/>
+              <w:widowControl w:val="false"/>
               <w:rPr/>
             </w:pPr>
             <w:r>
@@ -5639,6 +5676,7 @@
           <w:p>
             <w:pPr>
               <w:pStyle w:val="Contedodatabela"/>
+              <w:widowControl w:val="false"/>
               <w:rPr/>
             </w:pPr>
             <w:r>
@@ -5649,13 +5687,14 @@
         </w:tc>
         <w:tc>
           <w:tcPr>
-            <w:tcW w:w="1887" w:type="dxa"/>
+            <w:tcW w:w="1888" w:type="dxa"/>
             <w:tcBorders/>
             <w:vAlign w:val="center"/>
           </w:tcPr>
           <w:p>
             <w:pPr>
               <w:pStyle w:val="Contedodatabela"/>
+              <w:widowControl w:val="false"/>
               <w:rPr/>
             </w:pPr>
             <w:r>
@@ -5673,6 +5712,7 @@
           <w:p>
             <w:pPr>
               <w:pStyle w:val="Contedodatabela"/>
+              <w:widowControl w:val="false"/>
               <w:rPr/>
             </w:pPr>
             <w:r>
@@ -5693,6 +5733,7 @@
           <w:p>
             <w:pPr>
               <w:pStyle w:val="Contedodatabela"/>
+              <w:widowControl w:val="false"/>
               <w:rPr/>
             </w:pPr>
             <w:r>
@@ -5703,13 +5744,14 @@
         </w:tc>
         <w:tc>
           <w:tcPr>
-            <w:tcW w:w="2013" w:type="dxa"/>
+            <w:tcW w:w="2012" w:type="dxa"/>
             <w:tcBorders/>
             <w:vAlign w:val="center"/>
           </w:tcPr>
           <w:p>
             <w:pPr>
               <w:pStyle w:val="Contedodatabela"/>
+              <w:widowControl w:val="false"/>
               <w:rPr/>
             </w:pPr>
             <w:r>
@@ -5727,6 +5769,7 @@
           <w:p>
             <w:pPr>
               <w:pStyle w:val="Contedodatabela"/>
+              <w:widowControl w:val="false"/>
               <w:rPr/>
             </w:pPr>
             <w:r>
@@ -5737,13 +5780,14 @@
         </w:tc>
         <w:tc>
           <w:tcPr>
-            <w:tcW w:w="1887" w:type="dxa"/>
+            <w:tcW w:w="1888" w:type="dxa"/>
             <w:tcBorders/>
             <w:vAlign w:val="center"/>
           </w:tcPr>
           <w:p>
             <w:pPr>
               <w:pStyle w:val="Contedodatabela"/>
+              <w:widowControl w:val="false"/>
               <w:rPr/>
             </w:pPr>
             <w:r>
@@ -5761,6 +5805,7 @@
           <w:p>
             <w:pPr>
               <w:pStyle w:val="Contedodatabela"/>
+              <w:widowControl w:val="false"/>
               <w:rPr/>
             </w:pPr>
             <w:r>
@@ -5781,6 +5826,7 @@
           <w:p>
             <w:pPr>
               <w:pStyle w:val="Contedodatabela"/>
+              <w:widowControl w:val="false"/>
               <w:rPr/>
             </w:pPr>
             <w:r>
@@ -5791,13 +5837,14 @@
         </w:tc>
         <w:tc>
           <w:tcPr>
-            <w:tcW w:w="2013" w:type="dxa"/>
+            <w:tcW w:w="2012" w:type="dxa"/>
             <w:tcBorders/>
             <w:vAlign w:val="center"/>
           </w:tcPr>
           <w:p>
             <w:pPr>
               <w:pStyle w:val="Contedodatabela"/>
+              <w:widowControl w:val="false"/>
               <w:rPr/>
             </w:pPr>
             <w:r>
@@ -5815,6 +5862,7 @@
           <w:p>
             <w:pPr>
               <w:pStyle w:val="Contedodatabela"/>
+              <w:widowControl w:val="false"/>
               <w:rPr/>
             </w:pPr>
             <w:r>
@@ -5825,13 +5873,14 @@
         </w:tc>
         <w:tc>
           <w:tcPr>
-            <w:tcW w:w="1887" w:type="dxa"/>
+            <w:tcW w:w="1888" w:type="dxa"/>
             <w:tcBorders/>
             <w:vAlign w:val="center"/>
           </w:tcPr>
           <w:p>
             <w:pPr>
               <w:pStyle w:val="Contedodatabela"/>
+              <w:widowControl w:val="false"/>
               <w:rPr/>
             </w:pPr>
             <w:r>
@@ -5849,6 +5898,7 @@
           <w:p>
             <w:pPr>
               <w:pStyle w:val="Contedodatabela"/>
+              <w:widowControl w:val="false"/>
               <w:rPr/>
             </w:pPr>
             <w:r>
@@ -5869,6 +5919,7 @@
           <w:p>
             <w:pPr>
               <w:pStyle w:val="Contedodatabela"/>
+              <w:widowControl w:val="false"/>
               <w:rPr/>
             </w:pPr>
             <w:r>
@@ -5879,13 +5930,14 @@
         </w:tc>
         <w:tc>
           <w:tcPr>
-            <w:tcW w:w="2013" w:type="dxa"/>
+            <w:tcW w:w="2012" w:type="dxa"/>
             <w:tcBorders/>
             <w:vAlign w:val="center"/>
           </w:tcPr>
           <w:p>
             <w:pPr>
               <w:pStyle w:val="Contedodatabela"/>
+              <w:widowControl w:val="false"/>
               <w:rPr/>
             </w:pPr>
             <w:r>
@@ -5903,6 +5955,7 @@
           <w:p>
             <w:pPr>
               <w:pStyle w:val="Contedodatabela"/>
+              <w:widowControl w:val="false"/>
               <w:rPr/>
             </w:pPr>
             <w:r>
@@ -5913,13 +5966,14 @@
         </w:tc>
         <w:tc>
           <w:tcPr>
-            <w:tcW w:w="1887" w:type="dxa"/>
+            <w:tcW w:w="1888" w:type="dxa"/>
             <w:tcBorders/>
             <w:vAlign w:val="center"/>
           </w:tcPr>
           <w:p>
             <w:pPr>
               <w:pStyle w:val="Contedodatabela"/>
+              <w:widowControl w:val="false"/>
               <w:rPr/>
             </w:pPr>
             <w:r>
@@ -5937,6 +5991,7 @@
           <w:p>
             <w:pPr>
               <w:pStyle w:val="Contedodatabela"/>
+              <w:widowControl w:val="false"/>
               <w:rPr/>
             </w:pPr>
             <w:r>
@@ -5957,6 +6012,7 @@
           <w:p>
             <w:pPr>
               <w:pStyle w:val="Contedodatabela"/>
+              <w:widowControl w:val="false"/>
               <w:rPr/>
             </w:pPr>
             <w:r>
@@ -5967,13 +6023,14 @@
         </w:tc>
         <w:tc>
           <w:tcPr>
-            <w:tcW w:w="2013" w:type="dxa"/>
+            <w:tcW w:w="2012" w:type="dxa"/>
             <w:tcBorders/>
             <w:vAlign w:val="center"/>
           </w:tcPr>
           <w:p>
             <w:pPr>
               <w:pStyle w:val="Contedodatabela"/>
+              <w:widowControl w:val="false"/>
               <w:rPr/>
             </w:pPr>
             <w:r>
@@ -5991,6 +6048,7 @@
           <w:p>
             <w:pPr>
               <w:pStyle w:val="Contedodatabela"/>
+              <w:widowControl w:val="false"/>
               <w:rPr/>
             </w:pPr>
             <w:r>
@@ -6001,13 +6059,14 @@
         </w:tc>
         <w:tc>
           <w:tcPr>
-            <w:tcW w:w="1887" w:type="dxa"/>
+            <w:tcW w:w="1888" w:type="dxa"/>
             <w:tcBorders/>
             <w:vAlign w:val="center"/>
           </w:tcPr>
           <w:p>
             <w:pPr>
               <w:pStyle w:val="Contedodatabela"/>
+              <w:widowControl w:val="false"/>
               <w:rPr/>
             </w:pPr>
             <w:r>
@@ -6025,6 +6084,7 @@
           <w:p>
             <w:pPr>
               <w:pStyle w:val="Contedodatabela"/>
+              <w:widowControl w:val="false"/>
               <w:rPr/>
             </w:pPr>
             <w:r>
@@ -6045,6 +6105,7 @@
           <w:p>
             <w:pPr>
               <w:pStyle w:val="Contedodatabela"/>
+              <w:widowControl w:val="false"/>
               <w:rPr/>
             </w:pPr>
             <w:r>
@@ -6055,13 +6116,14 @@
         </w:tc>
         <w:tc>
           <w:tcPr>
-            <w:tcW w:w="2013" w:type="dxa"/>
+            <w:tcW w:w="2012" w:type="dxa"/>
             <w:tcBorders/>
             <w:vAlign w:val="center"/>
           </w:tcPr>
           <w:p>
             <w:pPr>
               <w:pStyle w:val="Contedodatabela"/>
+              <w:widowControl w:val="false"/>
               <w:rPr/>
             </w:pPr>
             <w:r>
@@ -6079,6 +6141,7 @@
           <w:p>
             <w:pPr>
               <w:pStyle w:val="Contedodatabela"/>
+              <w:widowControl w:val="false"/>
               <w:rPr/>
             </w:pPr>
             <w:r>
@@ -6089,13 +6152,14 @@
         </w:tc>
         <w:tc>
           <w:tcPr>
-            <w:tcW w:w="1887" w:type="dxa"/>
+            <w:tcW w:w="1888" w:type="dxa"/>
             <w:tcBorders/>
             <w:vAlign w:val="center"/>
           </w:tcPr>
           <w:p>
             <w:pPr>
               <w:pStyle w:val="Contedodatabela"/>
+              <w:widowControl w:val="false"/>
               <w:rPr/>
             </w:pPr>
             <w:r>
@@ -6113,6 +6177,7 @@
           <w:p>
             <w:pPr>
               <w:pStyle w:val="Contedodatabela"/>
+              <w:widowControl w:val="false"/>
               <w:rPr/>
             </w:pPr>
             <w:r>
@@ -6133,6 +6198,7 @@
           <w:p>
             <w:pPr>
               <w:pStyle w:val="Contedodatabela"/>
+              <w:widowControl w:val="false"/>
               <w:rPr/>
             </w:pPr>
             <w:r>
@@ -6143,13 +6209,14 @@
         </w:tc>
         <w:tc>
           <w:tcPr>
-            <w:tcW w:w="2013" w:type="dxa"/>
+            <w:tcW w:w="2012" w:type="dxa"/>
             <w:tcBorders/>
             <w:vAlign w:val="center"/>
           </w:tcPr>
           <w:p>
             <w:pPr>
               <w:pStyle w:val="Contedodatabela"/>
+              <w:widowControl w:val="false"/>
               <w:rPr/>
             </w:pPr>
             <w:r>
@@ -6167,6 +6234,7 @@
           <w:p>
             <w:pPr>
               <w:pStyle w:val="Contedodatabela"/>
+              <w:widowControl w:val="false"/>
               <w:rPr/>
             </w:pPr>
             <w:r>
@@ -6177,13 +6245,14 @@
         </w:tc>
         <w:tc>
           <w:tcPr>
-            <w:tcW w:w="1887" w:type="dxa"/>
+            <w:tcW w:w="1888" w:type="dxa"/>
             <w:tcBorders/>
             <w:vAlign w:val="center"/>
           </w:tcPr>
           <w:p>
             <w:pPr>
               <w:pStyle w:val="Contedodatabela"/>
+              <w:widowControl w:val="false"/>
               <w:rPr/>
             </w:pPr>
             <w:r>
@@ -6201,6 +6270,7 @@
           <w:p>
             <w:pPr>
               <w:pStyle w:val="Contedodatabela"/>
+              <w:widowControl w:val="false"/>
               <w:rPr/>
             </w:pPr>
             <w:r>
@@ -6221,6 +6291,7 @@
           <w:p>
             <w:pPr>
               <w:pStyle w:val="Contedodatabela"/>
+              <w:widowControl w:val="false"/>
               <w:rPr/>
             </w:pPr>
             <w:r>
@@ -6233,13 +6304,14 @@
         </w:tc>
         <w:tc>
           <w:tcPr>
-            <w:tcW w:w="2013" w:type="dxa"/>
+            <w:tcW w:w="2012" w:type="dxa"/>
             <w:tcBorders/>
             <w:vAlign w:val="center"/>
           </w:tcPr>
           <w:p>
             <w:pPr>
               <w:pStyle w:val="Contedodatabela"/>
+              <w:widowControl w:val="false"/>
               <w:rPr/>
             </w:pPr>
             <w:r>
@@ -6257,6 +6329,7 @@
           <w:p>
             <w:pPr>
               <w:pStyle w:val="Contedodatabela"/>
+              <w:widowControl w:val="false"/>
               <w:rPr/>
             </w:pPr>
             <w:r>
@@ -6267,13 +6340,14 @@
         </w:tc>
         <w:tc>
           <w:tcPr>
-            <w:tcW w:w="1887" w:type="dxa"/>
+            <w:tcW w:w="1888" w:type="dxa"/>
             <w:tcBorders/>
             <w:vAlign w:val="center"/>
           </w:tcPr>
           <w:p>
             <w:pPr>
               <w:pStyle w:val="Contedodatabela"/>
+              <w:widowControl w:val="false"/>
               <w:rPr/>
             </w:pPr>
             <w:r>
@@ -6291,6 +6365,7 @@
           <w:p>
             <w:pPr>
               <w:pStyle w:val="Contedodatabela"/>
+              <w:widowControl w:val="false"/>
               <w:rPr/>
             </w:pPr>
             <w:r>
@@ -6311,6 +6386,7 @@
           <w:p>
             <w:pPr>
               <w:pStyle w:val="Contedodatabela"/>
+              <w:widowControl w:val="false"/>
               <w:rPr/>
             </w:pPr>
             <w:r>
@@ -6321,13 +6397,14 @@
         </w:tc>
         <w:tc>
           <w:tcPr>
-            <w:tcW w:w="2013" w:type="dxa"/>
+            <w:tcW w:w="2012" w:type="dxa"/>
             <w:tcBorders/>
             <w:vAlign w:val="center"/>
           </w:tcPr>
           <w:p>
             <w:pPr>
               <w:pStyle w:val="Contedodatabela"/>
+              <w:widowControl w:val="false"/>
               <w:rPr/>
             </w:pPr>
             <w:r>
@@ -6345,6 +6422,7 @@
           <w:p>
             <w:pPr>
               <w:pStyle w:val="Contedodatabela"/>
+              <w:widowControl w:val="false"/>
               <w:rPr/>
             </w:pPr>
             <w:r>
@@ -6355,13 +6433,14 @@
         </w:tc>
         <w:tc>
           <w:tcPr>
-            <w:tcW w:w="1887" w:type="dxa"/>
+            <w:tcW w:w="1888" w:type="dxa"/>
             <w:tcBorders/>
             <w:vAlign w:val="center"/>
           </w:tcPr>
           <w:p>
             <w:pPr>
               <w:pStyle w:val="Contedodatabela"/>
+              <w:widowControl w:val="false"/>
               <w:rPr/>
             </w:pPr>
             <w:r>
@@ -6379,6 +6458,7 @@
           <w:p>
             <w:pPr>
               <w:pStyle w:val="Contedodatabela"/>
+              <w:widowControl w:val="false"/>
               <w:rPr/>
             </w:pPr>
             <w:r>
@@ -6399,6 +6479,7 @@
           <w:p>
             <w:pPr>
               <w:pStyle w:val="Contedodatabela"/>
+              <w:widowControl w:val="false"/>
               <w:rPr/>
             </w:pPr>
             <w:r>
@@ -6409,13 +6490,14 @@
         </w:tc>
         <w:tc>
           <w:tcPr>
-            <w:tcW w:w="2013" w:type="dxa"/>
+            <w:tcW w:w="2012" w:type="dxa"/>
             <w:tcBorders/>
             <w:vAlign w:val="center"/>
           </w:tcPr>
           <w:p>
             <w:pPr>
               <w:pStyle w:val="Contedodatabela"/>
+              <w:widowControl w:val="false"/>
               <w:rPr/>
             </w:pPr>
             <w:r>
@@ -6433,6 +6515,7 @@
           <w:p>
             <w:pPr>
               <w:pStyle w:val="Contedodatabela"/>
+              <w:widowControl w:val="false"/>
               <w:rPr/>
             </w:pPr>
             <w:r>
@@ -6443,13 +6526,14 @@
         </w:tc>
         <w:tc>
           <w:tcPr>
-            <w:tcW w:w="1887" w:type="dxa"/>
+            <w:tcW w:w="1888" w:type="dxa"/>
             <w:tcBorders/>
             <w:vAlign w:val="center"/>
           </w:tcPr>
           <w:p>
             <w:pPr>
               <w:pStyle w:val="Contedodatabela"/>
+              <w:widowControl w:val="false"/>
               <w:rPr/>
             </w:pPr>
             <w:r>
@@ -6467,6 +6551,7 @@
           <w:p>
             <w:pPr>
               <w:pStyle w:val="Contedodatabela"/>
+              <w:widowControl w:val="false"/>
               <w:rPr/>
             </w:pPr>
             <w:r>
@@ -6487,6 +6572,7 @@
           <w:p>
             <w:pPr>
               <w:pStyle w:val="Contedodatabela"/>
+              <w:widowControl w:val="false"/>
               <w:rPr/>
             </w:pPr>
             <w:r>
@@ -6497,13 +6583,14 @@
         </w:tc>
         <w:tc>
           <w:tcPr>
-            <w:tcW w:w="2013" w:type="dxa"/>
+            <w:tcW w:w="2012" w:type="dxa"/>
             <w:tcBorders/>
             <w:vAlign w:val="center"/>
           </w:tcPr>
           <w:p>
             <w:pPr>
               <w:pStyle w:val="Contedodatabela"/>
+              <w:widowControl w:val="false"/>
               <w:rPr/>
             </w:pPr>
             <w:r>
@@ -6521,6 +6608,7 @@
           <w:p>
             <w:pPr>
               <w:pStyle w:val="Contedodatabela"/>
+              <w:widowControl w:val="false"/>
               <w:rPr/>
             </w:pPr>
             <w:r>
@@ -6531,13 +6619,14 @@
         </w:tc>
         <w:tc>
           <w:tcPr>
-            <w:tcW w:w="1887" w:type="dxa"/>
+            <w:tcW w:w="1888" w:type="dxa"/>
             <w:tcBorders/>
             <w:vAlign w:val="center"/>
           </w:tcPr>
           <w:p>
             <w:pPr>
               <w:pStyle w:val="Contedodatabela"/>
+              <w:widowControl w:val="false"/>
               <w:rPr/>
             </w:pPr>
             <w:r>
@@ -6555,6 +6644,7 @@
           <w:p>
             <w:pPr>
               <w:pStyle w:val="Contedodatabela"/>
+              <w:widowControl w:val="false"/>
               <w:rPr/>
             </w:pPr>
             <w:r>
@@ -6575,6 +6665,7 @@
           <w:p>
             <w:pPr>
               <w:pStyle w:val="Contedodatabela"/>
+              <w:widowControl w:val="false"/>
               <w:rPr/>
             </w:pPr>
             <w:r>
@@ -6585,13 +6676,14 @@
         </w:tc>
         <w:tc>
           <w:tcPr>
-            <w:tcW w:w="2013" w:type="dxa"/>
+            <w:tcW w:w="2012" w:type="dxa"/>
             <w:tcBorders/>
             <w:vAlign w:val="center"/>
           </w:tcPr>
           <w:p>
             <w:pPr>
               <w:pStyle w:val="Contedodatabela"/>
+              <w:widowControl w:val="false"/>
               <w:rPr/>
             </w:pPr>
             <w:r>
@@ -6609,6 +6701,7 @@
           <w:p>
             <w:pPr>
               <w:pStyle w:val="Contedodatabela"/>
+              <w:widowControl w:val="false"/>
               <w:rPr/>
             </w:pPr>
             <w:r>
@@ -6619,13 +6712,14 @@
         </w:tc>
         <w:tc>
           <w:tcPr>
-            <w:tcW w:w="1887" w:type="dxa"/>
+            <w:tcW w:w="1888" w:type="dxa"/>
             <w:tcBorders/>
             <w:vAlign w:val="center"/>
           </w:tcPr>
           <w:p>
             <w:pPr>
               <w:pStyle w:val="Contedodatabela"/>
+              <w:widowControl w:val="false"/>
               <w:rPr/>
             </w:pPr>
             <w:r>
@@ -6643,6 +6737,7 @@
           <w:p>
             <w:pPr>
               <w:pStyle w:val="Contedodatabela"/>
+              <w:widowControl w:val="false"/>
               <w:rPr/>
             </w:pPr>
             <w:r>
@@ -6663,6 +6758,7 @@
           <w:p>
             <w:pPr>
               <w:pStyle w:val="Contedodatabela"/>
+              <w:widowControl w:val="false"/>
               <w:rPr/>
             </w:pPr>
             <w:r>
@@ -6675,13 +6771,14 @@
         </w:tc>
         <w:tc>
           <w:tcPr>
-            <w:tcW w:w="2013" w:type="dxa"/>
+            <w:tcW w:w="2012" w:type="dxa"/>
             <w:tcBorders/>
             <w:vAlign w:val="center"/>
           </w:tcPr>
           <w:p>
             <w:pPr>
               <w:pStyle w:val="Contedodatabela"/>
+              <w:widowControl w:val="false"/>
               <w:rPr/>
             </w:pPr>
             <w:r>
@@ -6699,6 +6796,7 @@
           <w:p>
             <w:pPr>
               <w:pStyle w:val="Contedodatabela"/>
+              <w:widowControl w:val="false"/>
               <w:rPr/>
             </w:pPr>
             <w:r>
@@ -6709,13 +6807,14 @@
         </w:tc>
         <w:tc>
           <w:tcPr>
-            <w:tcW w:w="1887" w:type="dxa"/>
+            <w:tcW w:w="1888" w:type="dxa"/>
             <w:tcBorders/>
             <w:vAlign w:val="center"/>
           </w:tcPr>
           <w:p>
             <w:pPr>
               <w:pStyle w:val="Contedodatabela"/>
+              <w:widowControl w:val="false"/>
               <w:rPr/>
             </w:pPr>
             <w:r>
@@ -6733,6 +6832,7 @@
           <w:p>
             <w:pPr>
               <w:pStyle w:val="Contedodatabela"/>
+              <w:widowControl w:val="false"/>
               <w:rPr/>
             </w:pPr>
             <w:r>
@@ -6753,6 +6853,7 @@
           <w:p>
             <w:pPr>
               <w:pStyle w:val="Contedodatabela"/>
+              <w:widowControl w:val="false"/>
               <w:rPr/>
             </w:pPr>
             <w:r>
@@ -6763,13 +6864,14 @@
         </w:tc>
         <w:tc>
           <w:tcPr>
-            <w:tcW w:w="2013" w:type="dxa"/>
+            <w:tcW w:w="2012" w:type="dxa"/>
             <w:tcBorders/>
             <w:vAlign w:val="center"/>
           </w:tcPr>
           <w:p>
             <w:pPr>
               <w:pStyle w:val="Contedodatabela"/>
+              <w:widowControl w:val="false"/>
               <w:rPr/>
             </w:pPr>
             <w:r>
@@ -6787,6 +6889,7 @@
           <w:p>
             <w:pPr>
               <w:pStyle w:val="Contedodatabela"/>
+              <w:widowControl w:val="false"/>
               <w:rPr/>
             </w:pPr>
             <w:r>
@@ -6797,13 +6900,14 @@
         </w:tc>
         <w:tc>
           <w:tcPr>
-            <w:tcW w:w="1887" w:type="dxa"/>
+            <w:tcW w:w="1888" w:type="dxa"/>
             <w:tcBorders/>
             <w:vAlign w:val="center"/>
           </w:tcPr>
           <w:p>
             <w:pPr>
               <w:pStyle w:val="Contedodatabela"/>
+              <w:widowControl w:val="false"/>
               <w:rPr/>
             </w:pPr>
             <w:r>
@@ -6821,6 +6925,7 @@
           <w:p>
             <w:pPr>
               <w:pStyle w:val="Contedodatabela"/>
+              <w:widowControl w:val="false"/>
               <w:rPr/>
             </w:pPr>
             <w:r>
@@ -6841,6 +6946,7 @@
           <w:p>
             <w:pPr>
               <w:pStyle w:val="Contedodatabela"/>
+              <w:widowControl w:val="false"/>
               <w:rPr/>
             </w:pPr>
             <w:r>
@@ -6851,13 +6957,14 @@
         </w:tc>
         <w:tc>
           <w:tcPr>
-            <w:tcW w:w="2013" w:type="dxa"/>
+            <w:tcW w:w="2012" w:type="dxa"/>
             <w:tcBorders/>
             <w:vAlign w:val="center"/>
           </w:tcPr>
           <w:p>
             <w:pPr>
               <w:pStyle w:val="Contedodatabela"/>
+              <w:widowControl w:val="false"/>
               <w:rPr/>
             </w:pPr>
             <w:r>
@@ -6875,6 +6982,7 @@
           <w:p>
             <w:pPr>
               <w:pStyle w:val="Contedodatabela"/>
+              <w:widowControl w:val="false"/>
               <w:rPr/>
             </w:pPr>
             <w:r>
@@ -6885,13 +6993,14 @@
         </w:tc>
         <w:tc>
           <w:tcPr>
-            <w:tcW w:w="1887" w:type="dxa"/>
+            <w:tcW w:w="1888" w:type="dxa"/>
             <w:tcBorders/>
             <w:vAlign w:val="center"/>
           </w:tcPr>
           <w:p>
             <w:pPr>
               <w:pStyle w:val="Contedodatabela"/>
+              <w:widowControl w:val="false"/>
               <w:rPr/>
             </w:pPr>
             <w:r>
@@ -6909,6 +7018,7 @@
           <w:p>
             <w:pPr>
               <w:pStyle w:val="Contedodatabela"/>
+              <w:widowControl w:val="false"/>
               <w:rPr/>
             </w:pPr>
             <w:r>
@@ -6929,6 +7039,7 @@
           <w:p>
             <w:pPr>
               <w:pStyle w:val="Contedodatabela"/>
+              <w:widowControl w:val="false"/>
               <w:rPr/>
             </w:pPr>
             <w:r>
@@ -6939,13 +7050,14 @@
         </w:tc>
         <w:tc>
           <w:tcPr>
-            <w:tcW w:w="2013" w:type="dxa"/>
+            <w:tcW w:w="2012" w:type="dxa"/>
             <w:tcBorders/>
             <w:vAlign w:val="center"/>
           </w:tcPr>
           <w:p>
             <w:pPr>
               <w:pStyle w:val="Contedodatabela"/>
+              <w:widowControl w:val="false"/>
               <w:rPr/>
             </w:pPr>
             <w:r>
@@ -6963,6 +7075,7 @@
           <w:p>
             <w:pPr>
               <w:pStyle w:val="Contedodatabela"/>
+              <w:widowControl w:val="false"/>
               <w:rPr/>
             </w:pPr>
             <w:r>
@@ -6973,13 +7086,14 @@
         </w:tc>
         <w:tc>
           <w:tcPr>
-            <w:tcW w:w="1887" w:type="dxa"/>
+            <w:tcW w:w="1888" w:type="dxa"/>
             <w:tcBorders/>
             <w:vAlign w:val="center"/>
           </w:tcPr>
           <w:p>
             <w:pPr>
               <w:pStyle w:val="Contedodatabela"/>
+              <w:widowControl w:val="false"/>
               <w:rPr/>
             </w:pPr>
             <w:r>
@@ -6997,6 +7111,7 @@
           <w:p>
             <w:pPr>
               <w:pStyle w:val="Contedodatabela"/>
+              <w:widowControl w:val="false"/>
               <w:rPr/>
             </w:pPr>
             <w:r>
@@ -7017,6 +7132,7 @@
           <w:p>
             <w:pPr>
               <w:pStyle w:val="Contedodatabela"/>
+              <w:widowControl w:val="false"/>
               <w:rPr/>
             </w:pPr>
             <w:r>
@@ -7027,13 +7143,14 @@
         </w:tc>
         <w:tc>
           <w:tcPr>
-            <w:tcW w:w="2013" w:type="dxa"/>
+            <w:tcW w:w="2012" w:type="dxa"/>
             <w:tcBorders/>
             <w:vAlign w:val="center"/>
           </w:tcPr>
           <w:p>
             <w:pPr>
               <w:pStyle w:val="Contedodatabela"/>
+              <w:widowControl w:val="false"/>
               <w:rPr/>
             </w:pPr>
             <w:r>
@@ -7051,6 +7168,7 @@
           <w:p>
             <w:pPr>
               <w:pStyle w:val="Contedodatabela"/>
+              <w:widowControl w:val="false"/>
               <w:rPr/>
             </w:pPr>
             <w:r>
@@ -7061,13 +7179,14 @@
         </w:tc>
         <w:tc>
           <w:tcPr>
-            <w:tcW w:w="1887" w:type="dxa"/>
+            <w:tcW w:w="1888" w:type="dxa"/>
             <w:tcBorders/>
             <w:vAlign w:val="center"/>
           </w:tcPr>
           <w:p>
             <w:pPr>
               <w:pStyle w:val="Contedodatabela"/>
+              <w:widowControl w:val="false"/>
               <w:rPr/>
             </w:pPr>
             <w:r>
@@ -7085,6 +7204,7 @@
           <w:p>
             <w:pPr>
               <w:pStyle w:val="Contedodatabela"/>
+              <w:widowControl w:val="false"/>
               <w:rPr/>
             </w:pPr>
             <w:r>
@@ -7105,6 +7225,7 @@
           <w:p>
             <w:pPr>
               <w:pStyle w:val="Contedodatabela"/>
+              <w:widowControl w:val="false"/>
               <w:rPr/>
             </w:pPr>
             <w:r>
@@ -7117,13 +7238,14 @@
         </w:tc>
         <w:tc>
           <w:tcPr>
-            <w:tcW w:w="2013" w:type="dxa"/>
+            <w:tcW w:w="2012" w:type="dxa"/>
             <w:tcBorders/>
             <w:vAlign w:val="center"/>
           </w:tcPr>
           <w:p>
             <w:pPr>
               <w:pStyle w:val="Contedodatabela"/>
+              <w:widowControl w:val="false"/>
               <w:rPr/>
             </w:pPr>
             <w:r>
@@ -7141,6 +7263,7 @@
           <w:p>
             <w:pPr>
               <w:pStyle w:val="Contedodatabela"/>
+              <w:widowControl w:val="false"/>
               <w:rPr/>
             </w:pPr>
             <w:r>
@@ -7151,13 +7274,14 @@
         </w:tc>
         <w:tc>
           <w:tcPr>
-            <w:tcW w:w="1887" w:type="dxa"/>
+            <w:tcW w:w="1888" w:type="dxa"/>
             <w:tcBorders/>
             <w:vAlign w:val="center"/>
           </w:tcPr>
           <w:p>
             <w:pPr>
               <w:pStyle w:val="Contedodatabela"/>
+              <w:widowControl w:val="false"/>
               <w:rPr/>
             </w:pPr>
             <w:r>
@@ -7175,6 +7299,7 @@
           <w:p>
             <w:pPr>
               <w:pStyle w:val="Contedodatabela"/>
+              <w:widowControl w:val="false"/>
               <w:rPr/>
             </w:pPr>
             <w:r>
@@ -7195,6 +7320,7 @@
           <w:p>
             <w:pPr>
               <w:pStyle w:val="Contedodatabela"/>
+              <w:widowControl w:val="false"/>
               <w:rPr/>
             </w:pPr>
             <w:r>
@@ -7205,13 +7331,14 @@
         </w:tc>
         <w:tc>
           <w:tcPr>
-            <w:tcW w:w="2013" w:type="dxa"/>
+            <w:tcW w:w="2012" w:type="dxa"/>
             <w:tcBorders/>
             <w:vAlign w:val="center"/>
           </w:tcPr>
           <w:p>
             <w:pPr>
               <w:pStyle w:val="Contedodatabela"/>
+              <w:widowControl w:val="false"/>
               <w:rPr/>
             </w:pPr>
             <w:r>
@@ -7229,6 +7356,7 @@
           <w:p>
             <w:pPr>
               <w:pStyle w:val="Contedodatabela"/>
+              <w:widowControl w:val="false"/>
               <w:rPr/>
             </w:pPr>
             <w:r>
@@ -7239,13 +7367,14 @@
         </w:tc>
         <w:tc>
           <w:tcPr>
-            <w:tcW w:w="1887" w:type="dxa"/>
+            <w:tcW w:w="1888" w:type="dxa"/>
             <w:tcBorders/>
             <w:vAlign w:val="center"/>
           </w:tcPr>
           <w:p>
             <w:pPr>
               <w:pStyle w:val="Contedodatabela"/>
+              <w:widowControl w:val="false"/>
               <w:rPr/>
             </w:pPr>
             <w:r>
@@ -7263,6 +7392,7 @@
           <w:p>
             <w:pPr>
               <w:pStyle w:val="Contedodatabela"/>
+              <w:widowControl w:val="false"/>
               <w:rPr/>
             </w:pPr>
             <w:r>
@@ -7283,6 +7413,7 @@
           <w:p>
             <w:pPr>
               <w:pStyle w:val="Contedodatabela"/>
+              <w:widowControl w:val="false"/>
               <w:rPr/>
             </w:pPr>
             <w:r>
@@ -7293,13 +7424,14 @@
         </w:tc>
         <w:tc>
           <w:tcPr>
-            <w:tcW w:w="2013" w:type="dxa"/>
+            <w:tcW w:w="2012" w:type="dxa"/>
             <w:tcBorders/>
             <w:vAlign w:val="center"/>
           </w:tcPr>
           <w:p>
             <w:pPr>
               <w:pStyle w:val="Contedodatabela"/>
+              <w:widowControl w:val="false"/>
               <w:rPr/>
             </w:pPr>
             <w:r>
@@ -7317,6 +7449,7 @@
           <w:p>
             <w:pPr>
               <w:pStyle w:val="Contedodatabela"/>
+              <w:widowControl w:val="false"/>
               <w:rPr/>
             </w:pPr>
             <w:r>
@@ -7327,13 +7460,14 @@
         </w:tc>
         <w:tc>
           <w:tcPr>
-            <w:tcW w:w="1887" w:type="dxa"/>
+            <w:tcW w:w="1888" w:type="dxa"/>
             <w:tcBorders/>
             <w:vAlign w:val="center"/>
           </w:tcPr>
           <w:p>
             <w:pPr>
               <w:pStyle w:val="Contedodatabela"/>
+              <w:widowControl w:val="false"/>
               <w:rPr/>
             </w:pPr>
             <w:r>
@@ -7351,6 +7485,7 @@
           <w:p>
             <w:pPr>
               <w:pStyle w:val="Contedodatabela"/>
+              <w:widowControl w:val="false"/>
               <w:rPr/>
             </w:pPr>
             <w:r>
@@ -7371,6 +7506,7 @@
           <w:p>
             <w:pPr>
               <w:pStyle w:val="Contedodatabela"/>
+              <w:widowControl w:val="false"/>
               <w:rPr/>
             </w:pPr>
             <w:r>
@@ -7381,13 +7517,14 @@
         </w:tc>
         <w:tc>
           <w:tcPr>
-            <w:tcW w:w="2013" w:type="dxa"/>
+            <w:tcW w:w="2012" w:type="dxa"/>
             <w:tcBorders/>
             <w:vAlign w:val="center"/>
           </w:tcPr>
           <w:p>
             <w:pPr>
               <w:pStyle w:val="Contedodatabela"/>
+              <w:widowControl w:val="false"/>
               <w:rPr/>
             </w:pPr>
             <w:r>
@@ -7405,6 +7542,7 @@
           <w:p>
             <w:pPr>
               <w:pStyle w:val="Contedodatabela"/>
+              <w:widowControl w:val="false"/>
               <w:rPr/>
             </w:pPr>
             <w:r>
@@ -7415,13 +7553,14 @@
         </w:tc>
         <w:tc>
           <w:tcPr>
-            <w:tcW w:w="1887" w:type="dxa"/>
+            <w:tcW w:w="1888" w:type="dxa"/>
             <w:tcBorders/>
             <w:vAlign w:val="center"/>
           </w:tcPr>
           <w:p>
             <w:pPr>
               <w:pStyle w:val="Contedodatabela"/>
+              <w:widowControl w:val="false"/>
               <w:rPr/>
             </w:pPr>
             <w:r>
@@ -7439,6 +7578,7 @@
           <w:p>
             <w:pPr>
               <w:pStyle w:val="Contedodatabela"/>
+              <w:widowControl w:val="false"/>
               <w:rPr/>
             </w:pPr>
             <w:r>
@@ -7459,6 +7599,7 @@
           <w:p>
             <w:pPr>
               <w:pStyle w:val="Contedodatabela"/>
+              <w:widowControl w:val="false"/>
               <w:rPr/>
             </w:pPr>
             <w:r>
@@ -7469,13 +7610,14 @@
         </w:tc>
         <w:tc>
           <w:tcPr>
-            <w:tcW w:w="2013" w:type="dxa"/>
+            <w:tcW w:w="2012" w:type="dxa"/>
             <w:tcBorders/>
             <w:vAlign w:val="center"/>
           </w:tcPr>
           <w:p>
             <w:pPr>
               <w:pStyle w:val="Contedodatabela"/>
+              <w:widowControl w:val="false"/>
               <w:rPr/>
             </w:pPr>
             <w:r>
@@ -7493,6 +7635,7 @@
           <w:p>
             <w:pPr>
               <w:pStyle w:val="Contedodatabela"/>
+              <w:widowControl w:val="false"/>
               <w:rPr/>
             </w:pPr>
             <w:r>
@@ -7503,13 +7646,14 @@
         </w:tc>
         <w:tc>
           <w:tcPr>
-            <w:tcW w:w="1887" w:type="dxa"/>
+            <w:tcW w:w="1888" w:type="dxa"/>
             <w:tcBorders/>
             <w:vAlign w:val="center"/>
           </w:tcPr>
           <w:p>
             <w:pPr>
               <w:pStyle w:val="Contedodatabela"/>
+              <w:widowControl w:val="false"/>
               <w:rPr/>
             </w:pPr>
             <w:r>
@@ -7527,6 +7671,7 @@
           <w:p>
             <w:pPr>
               <w:pStyle w:val="Contedodatabela"/>
+              <w:widowControl w:val="false"/>
               <w:rPr/>
             </w:pPr>
             <w:r>
@@ -7565,7 +7710,7 @@
           <w:tab w:val="left" w:pos="0" w:leader="none"/>
         </w:tabs>
         <w:spacing w:before="0" w:after="0"/>
-        <w:ind w:left="709" w:firstLine="426"/>
+        <w:ind w:firstLine="426"/>
         <w:rPr>
           <w:b/>
           <w:b/>
@@ -7597,7 +7742,7 @@
           <w:tab w:val="left" w:pos="0" w:leader="none"/>
         </w:tabs>
         <w:spacing w:before="0" w:after="0"/>
-        <w:ind w:left="709" w:firstLine="426"/>
+        <w:ind w:firstLine="426"/>
         <w:rPr>
           <w:b/>
           <w:b/>
@@ -7629,7 +7774,7 @@
           <w:tab w:val="left" w:pos="0" w:leader="none"/>
         </w:tabs>
         <w:spacing w:before="0" w:after="0"/>
-        <w:ind w:left="709" w:firstLine="426"/>
+        <w:ind w:firstLine="426"/>
         <w:rPr>
           <w:b/>
           <w:b/>
@@ -7660,7 +7805,7 @@
           <w:tab w:val="clear" w:pos="720"/>
           <w:tab w:val="left" w:pos="0" w:leader="none"/>
         </w:tabs>
-        <w:ind w:left="709" w:firstLine="426"/>
+        <w:ind w:firstLine="426"/>
         <w:rPr>
           <w:b/>
           <w:b/>
@@ -7822,7 +7967,12 @@
         </w:rPr>
       </w:pPr>
       <w:r>
-        <w:rPr/>
+        <w:rPr>
+          <w:b/>
+          <w:bCs/>
+          <w:color w:val="FF0000"/>
+          <w:lang w:val="pt-BR"/>
+        </w:rPr>
       </w:r>
     </w:p>
     <w:p>
@@ -8370,7 +8520,7 @@
           <w:ilvl w:val="2"/>
           <w:numId w:val="5"/>
         </w:numPr>
-        <w:overflowPunct w:val="false"/>
+        <w:overflowPunct w:val="true"/>
         <w:bidi w:val="0"/>
         <w:snapToGrid w:val="true"/>
         <w:spacing w:lineRule="auto" w:line="360" w:before="0" w:after="0"/>
@@ -8488,7 +8638,7 @@
         <w:keepLines w:val="false"/>
         <w:pageBreakBefore w:val="false"/>
         <w:widowControl w:val="false"/>
-        <w:overflowPunct w:val="false"/>
+        <w:overflowPunct w:val="true"/>
         <w:bidi w:val="0"/>
         <w:snapToGrid w:val="true"/>
         <w:spacing w:lineRule="auto" w:line="360" w:before="0" w:after="0"/>
@@ -8518,7 +8668,7 @@
           <w:ilvl w:val="2"/>
           <w:numId w:val="5"/>
         </w:numPr>
-        <w:overflowPunct w:val="false"/>
+        <w:overflowPunct w:val="true"/>
         <w:bidi w:val="0"/>
         <w:snapToGrid w:val="true"/>
         <w:spacing w:before="0" w:after="0"/>
@@ -8667,7 +8817,7 @@
         <w:keepLines w:val="false"/>
         <w:pageBreakBefore w:val="false"/>
         <w:widowControl w:val="false"/>
-        <w:overflowPunct w:val="false"/>
+        <w:overflowPunct w:val="true"/>
         <w:bidi w:val="0"/>
         <w:snapToGrid w:val="true"/>
         <w:spacing w:lineRule="auto" w:line="360" w:before="0" w:after="0"/>
@@ -8693,7 +8843,7 @@
         <w:keepLines w:val="false"/>
         <w:pageBreakBefore w:val="false"/>
         <w:widowControl w:val="false"/>
-        <w:overflowPunct w:val="false"/>
+        <w:overflowPunct w:val="true"/>
         <w:bidi w:val="0"/>
         <w:snapToGrid w:val="true"/>
         <w:spacing w:lineRule="auto" w:line="360" w:before="0" w:after="0"/>
@@ -8719,7 +8869,7 @@
         <w:keepLines w:val="false"/>
         <w:pageBreakBefore w:val="false"/>
         <w:widowControl w:val="false"/>
-        <w:overflowPunct w:val="false"/>
+        <w:overflowPunct w:val="true"/>
         <w:bidi w:val="0"/>
         <w:snapToGrid w:val="true"/>
         <w:spacing w:lineRule="auto" w:line="360" w:before="0" w:after="0"/>
@@ -8749,7 +8899,7 @@
           <w:ilvl w:val="2"/>
           <w:numId w:val="5"/>
         </w:numPr>
-        <w:overflowPunct w:val="false"/>
+        <w:overflowPunct w:val="true"/>
         <w:bidi w:val="0"/>
         <w:snapToGrid w:val="true"/>
         <w:spacing w:lineRule="auto" w:line="360" w:before="0" w:after="0"/>
@@ -8786,7 +8936,7 @@
         <w:keepLines w:val="false"/>
         <w:pageBreakBefore w:val="false"/>
         <w:widowControl w:val="false"/>
-        <w:overflowPunct w:val="false"/>
+        <w:overflowPunct w:val="true"/>
         <w:bidi w:val="0"/>
         <w:snapToGrid w:val="true"/>
         <w:spacing w:lineRule="auto" w:line="360" w:before="0" w:after="0"/>
@@ -8812,7 +8962,7 @@
         <w:keepLines w:val="false"/>
         <w:pageBreakBefore w:val="false"/>
         <w:widowControl w:val="false"/>
-        <w:overflowPunct w:val="false"/>
+        <w:overflowPunct w:val="true"/>
         <w:bidi w:val="0"/>
         <w:snapToGrid w:val="true"/>
         <w:spacing w:lineRule="auto" w:line="360" w:before="0" w:after="0"/>
@@ -8838,7 +8988,7 @@
         <w:keepLines w:val="false"/>
         <w:pageBreakBefore w:val="false"/>
         <w:widowControl w:val="false"/>
-        <w:overflowPunct w:val="false"/>
+        <w:overflowPunct w:val="true"/>
         <w:bidi w:val="0"/>
         <w:snapToGrid w:val="true"/>
         <w:spacing w:lineRule="auto" w:line="360" w:before="0" w:after="0"/>
@@ -8864,7 +9014,7 @@
         <w:keepLines w:val="false"/>
         <w:pageBreakBefore w:val="false"/>
         <w:widowControl w:val="false"/>
-        <w:overflowPunct w:val="false"/>
+        <w:overflowPunct w:val="true"/>
         <w:bidi w:val="0"/>
         <w:snapToGrid w:val="true"/>
         <w:spacing w:lineRule="auto" w:line="360" w:before="0" w:after="0"/>
@@ -8890,7 +9040,7 @@
         <w:keepLines w:val="false"/>
         <w:pageBreakBefore w:val="false"/>
         <w:widowControl w:val="false"/>
-        <w:overflowPunct w:val="false"/>
+        <w:overflowPunct w:val="true"/>
         <w:bidi w:val="0"/>
         <w:snapToGrid w:val="true"/>
         <w:spacing w:lineRule="auto" w:line="360" w:before="0" w:after="0"/>
@@ -8916,7 +9066,7 @@
         <w:keepLines w:val="false"/>
         <w:pageBreakBefore w:val="false"/>
         <w:widowControl w:val="false"/>
-        <w:overflowPunct w:val="false"/>
+        <w:overflowPunct w:val="true"/>
         <w:bidi w:val="0"/>
         <w:snapToGrid w:val="true"/>
         <w:spacing w:lineRule="auto" w:line="360" w:before="0" w:after="0"/>
@@ -8942,7 +9092,7 @@
         <w:keepLines w:val="false"/>
         <w:pageBreakBefore w:val="false"/>
         <w:widowControl w:val="false"/>
-        <w:overflowPunct w:val="false"/>
+        <w:overflowPunct w:val="true"/>
         <w:bidi w:val="0"/>
         <w:snapToGrid w:val="true"/>
         <w:spacing w:lineRule="auto" w:line="360" w:before="0" w:after="0"/>
@@ -8972,7 +9122,7 @@
           <w:ilvl w:val="2"/>
           <w:numId w:val="5"/>
         </w:numPr>
-        <w:overflowPunct w:val="false"/>
+        <w:overflowPunct w:val="true"/>
         <w:bidi w:val="0"/>
         <w:snapToGrid w:val="true"/>
         <w:spacing w:before="0" w:after="0"/>
@@ -9274,7 +9424,6 @@
           <w:lang w:val="pt-BR"/>
         </w:rPr>
       </w:pPr>
-      <w:bookmarkStart w:id="26" w:name="_Toc119164382"/>
       <w:r>
         <w:rPr>
           <w:sz w:val="20"/>
@@ -9294,12 +9443,12 @@
         <w:ind w:left="578" w:hanging="578"/>
         <w:rPr/>
       </w:pPr>
-      <w:bookmarkStart w:id="27" w:name="_Toc119164382"/>
+      <w:bookmarkStart w:id="26" w:name="_Toc119164382"/>
       <w:r>
         <w:rPr/>
         <w:t>Diagrama de Sequência</w:t>
       </w:r>
-      <w:bookmarkEnd w:id="27"/>
+      <w:bookmarkEnd w:id="26"/>
       <w:r>
         <w:rPr/>
         <w:t xml:space="preserve"> </w:t>
@@ -9436,12 +9585,12 @@
         <w:ind w:left="578" w:hanging="578"/>
         <w:rPr/>
       </w:pPr>
-      <w:bookmarkStart w:id="28" w:name="_Toc119164383"/>
+      <w:bookmarkStart w:id="27" w:name="_Toc119164383"/>
       <w:r>
         <w:rPr/>
         <w:t>Diagrama de Atividade</w:t>
       </w:r>
-      <w:bookmarkEnd w:id="28"/>
+      <w:bookmarkEnd w:id="27"/>
     </w:p>
     <w:p>
       <w:pPr>
@@ -9510,7 +9659,6 @@
           <w:lang w:val="pt-BR"/>
         </w:rPr>
       </w:pPr>
-      <w:bookmarkStart w:id="29" w:name="_Toc119164384"/>
       <w:r>
         <w:rPr>
           <w:sz w:val="20"/>
@@ -9530,14 +9678,14 @@
         <w:ind w:left="0" w:hanging="0"/>
         <w:rPr/>
       </w:pPr>
-      <w:bookmarkStart w:id="30" w:name="_Toc119164384"/>
-      <w:bookmarkStart w:id="31" w:name="_GoBack"/>
-      <w:bookmarkEnd w:id="31"/>
+      <w:bookmarkStart w:id="28" w:name="_Toc119164384"/>
+      <w:bookmarkStart w:id="29" w:name="_GoBack"/>
+      <w:bookmarkEnd w:id="29"/>
       <w:r>
         <w:rPr/>
         <w:t>Telas</w:t>
       </w:r>
-      <w:bookmarkEnd w:id="30"/>
+      <w:bookmarkEnd w:id="28"/>
       <w:r>
         <w:rPr/>
         <w:t xml:space="preserve"> </w:t>
@@ -9555,6 +9703,51 @@
       </w:pPr>
       <w:r>
         <w:rPr/>
+        <w:drawing>
+          <wp:anchor behindDoc="0" distT="0" distB="0" distL="0" distR="0" simplePos="0" locked="0" layoutInCell="0" allowOverlap="1" relativeHeight="9">
+            <wp:simplePos x="0" y="0"/>
+            <wp:positionH relativeFrom="column">
+              <wp:posOffset>505460</wp:posOffset>
+            </wp:positionH>
+            <wp:positionV relativeFrom="paragraph">
+              <wp:posOffset>87630</wp:posOffset>
+            </wp:positionV>
+            <wp:extent cx="5002530" cy="3143250"/>
+            <wp:effectExtent l="0" t="0" r="0" b="0"/>
+            <wp:wrapSquare wrapText="largest"/>
+            <wp:docPr id="8" name="Figura6" descr=""/>
+            <wp:cNvGraphicFramePr>
+              <a:graphicFrameLocks xmlns:a="http://schemas.openxmlformats.org/drawingml/2006/main" noChangeAspect="1"/>
+            </wp:cNvGraphicFramePr>
+            <a:graphic xmlns:a="http://schemas.openxmlformats.org/drawingml/2006/main">
+              <a:graphicData uri="http://schemas.openxmlformats.org/drawingml/2006/picture">
+                <pic:pic xmlns:pic="http://schemas.openxmlformats.org/drawingml/2006/picture">
+                  <pic:nvPicPr>
+                    <pic:cNvPr id="8" name="Figura6" descr=""/>
+                    <pic:cNvPicPr>
+                      <a:picLocks noChangeAspect="1" noChangeArrowheads="1"/>
+                    </pic:cNvPicPr>
+                  </pic:nvPicPr>
+                  <pic:blipFill>
+                    <a:blip r:embed="rId9"/>
+                    <a:stretch>
+                      <a:fillRect/>
+                    </a:stretch>
+                  </pic:blipFill>
+                  <pic:spPr bwMode="auto">
+                    <a:xfrm>
+                      <a:off x="0" y="0"/>
+                      <a:ext cx="5002530" cy="3143250"/>
+                    </a:xfrm>
+                    <a:prstGeom prst="rect">
+                      <a:avLst/>
+                    </a:prstGeom>
+                  </pic:spPr>
+                </pic:pic>
+              </a:graphicData>
+            </a:graphic>
+          </wp:anchor>
+        </w:drawing>
       </w:r>
     </w:p>
     <w:p>
@@ -9751,6 +9944,51 @@
       </w:pPr>
       <w:r>
         <w:rPr/>
+        <w:drawing>
+          <wp:anchor behindDoc="0" distT="0" distB="0" distL="0" distR="0" simplePos="0" locked="0" layoutInCell="0" allowOverlap="1" relativeHeight="10">
+            <wp:simplePos x="0" y="0"/>
+            <wp:positionH relativeFrom="column">
+              <wp:posOffset>677545</wp:posOffset>
+            </wp:positionH>
+            <wp:positionV relativeFrom="paragraph">
+              <wp:posOffset>141605</wp:posOffset>
+            </wp:positionV>
+            <wp:extent cx="4852035" cy="3220720"/>
+            <wp:effectExtent l="0" t="0" r="0" b="0"/>
+            <wp:wrapSquare wrapText="largest"/>
+            <wp:docPr id="9" name="Figura7" descr=""/>
+            <wp:cNvGraphicFramePr>
+              <a:graphicFrameLocks xmlns:a="http://schemas.openxmlformats.org/drawingml/2006/main" noChangeAspect="1"/>
+            </wp:cNvGraphicFramePr>
+            <a:graphic xmlns:a="http://schemas.openxmlformats.org/drawingml/2006/main">
+              <a:graphicData uri="http://schemas.openxmlformats.org/drawingml/2006/picture">
+                <pic:pic xmlns:pic="http://schemas.openxmlformats.org/drawingml/2006/picture">
+                  <pic:nvPicPr>
+                    <pic:cNvPr id="9" name="Figura7" descr=""/>
+                    <pic:cNvPicPr>
+                      <a:picLocks noChangeAspect="1" noChangeArrowheads="1"/>
+                    </pic:cNvPicPr>
+                  </pic:nvPicPr>
+                  <pic:blipFill>
+                    <a:blip r:embed="rId10"/>
+                    <a:stretch>
+                      <a:fillRect/>
+                    </a:stretch>
+                  </pic:blipFill>
+                  <pic:spPr bwMode="auto">
+                    <a:xfrm>
+                      <a:off x="0" y="0"/>
+                      <a:ext cx="4852035" cy="3220720"/>
+                    </a:xfrm>
+                    <a:prstGeom prst="rect">
+                      <a:avLst/>
+                    </a:prstGeom>
+                  </pic:spPr>
+                </pic:pic>
+              </a:graphicData>
+            </a:graphic>
+          </wp:anchor>
+        </w:drawing>
       </w:r>
     </w:p>
     <w:p>
@@ -9821,6 +10059,780 @@
       </w:pPr>
       <w:r>
         <w:rPr/>
+      </w:r>
+    </w:p>
+    <w:p>
+      <w:pPr>
+        <w:pStyle w:val="Normal"/>
+        <w:tabs>
+          <w:tab w:val="clear" w:pos="720"/>
+          <w:tab w:val="left" w:pos="709" w:leader="none"/>
+        </w:tabs>
+        <w:ind w:hanging="0"/>
+        <w:rPr/>
+      </w:pPr>
+      <w:r>
+        <w:rPr/>
+      </w:r>
+    </w:p>
+    <w:p>
+      <w:pPr>
+        <w:pStyle w:val="Normal"/>
+        <w:tabs>
+          <w:tab w:val="clear" w:pos="720"/>
+          <w:tab w:val="left" w:pos="709" w:leader="none"/>
+        </w:tabs>
+        <w:ind w:hanging="0"/>
+        <w:rPr/>
+      </w:pPr>
+      <w:r>
+        <w:rPr/>
+      </w:r>
+    </w:p>
+    <w:p>
+      <w:pPr>
+        <w:pStyle w:val="Normal"/>
+        <w:tabs>
+          <w:tab w:val="clear" w:pos="720"/>
+          <w:tab w:val="left" w:pos="709" w:leader="none"/>
+        </w:tabs>
+        <w:ind w:hanging="0"/>
+        <w:rPr/>
+      </w:pPr>
+      <w:r>
+        <w:rPr/>
+      </w:r>
+    </w:p>
+    <w:p>
+      <w:pPr>
+        <w:pStyle w:val="Normal"/>
+        <w:tabs>
+          <w:tab w:val="clear" w:pos="720"/>
+          <w:tab w:val="left" w:pos="709" w:leader="none"/>
+        </w:tabs>
+        <w:ind w:hanging="0"/>
+        <w:rPr/>
+      </w:pPr>
+      <w:r>
+        <w:rPr/>
+      </w:r>
+    </w:p>
+    <w:p>
+      <w:pPr>
+        <w:pStyle w:val="Normal"/>
+        <w:tabs>
+          <w:tab w:val="clear" w:pos="720"/>
+          <w:tab w:val="left" w:pos="709" w:leader="none"/>
+        </w:tabs>
+        <w:ind w:hanging="0"/>
+        <w:rPr/>
+      </w:pPr>
+      <w:r>
+        <w:rPr/>
+        <w:drawing>
+          <wp:anchor behindDoc="0" distT="0" distB="0" distL="0" distR="0" simplePos="0" locked="0" layoutInCell="0" allowOverlap="1" relativeHeight="11">
+            <wp:simplePos x="0" y="0"/>
+            <wp:positionH relativeFrom="column">
+              <wp:posOffset>527050</wp:posOffset>
+            </wp:positionH>
+            <wp:positionV relativeFrom="paragraph">
+              <wp:posOffset>-153670</wp:posOffset>
+            </wp:positionV>
+            <wp:extent cx="4748530" cy="3033395"/>
+            <wp:effectExtent l="0" t="0" r="0" b="0"/>
+            <wp:wrapSquare wrapText="largest"/>
+            <wp:docPr id="10" name="Figura8" descr=""/>
+            <wp:cNvGraphicFramePr>
+              <a:graphicFrameLocks xmlns:a="http://schemas.openxmlformats.org/drawingml/2006/main" noChangeAspect="1"/>
+            </wp:cNvGraphicFramePr>
+            <a:graphic xmlns:a="http://schemas.openxmlformats.org/drawingml/2006/main">
+              <a:graphicData uri="http://schemas.openxmlformats.org/drawingml/2006/picture">
+                <pic:pic xmlns:pic="http://schemas.openxmlformats.org/drawingml/2006/picture">
+                  <pic:nvPicPr>
+                    <pic:cNvPr id="10" name="Figura8" descr=""/>
+                    <pic:cNvPicPr>
+                      <a:picLocks noChangeAspect="1" noChangeArrowheads="1"/>
+                    </pic:cNvPicPr>
+                  </pic:nvPicPr>
+                  <pic:blipFill>
+                    <a:blip r:embed="rId11"/>
+                    <a:stretch>
+                      <a:fillRect/>
+                    </a:stretch>
+                  </pic:blipFill>
+                  <pic:spPr bwMode="auto">
+                    <a:xfrm>
+                      <a:off x="0" y="0"/>
+                      <a:ext cx="4748530" cy="3033395"/>
+                    </a:xfrm>
+                    <a:prstGeom prst="rect">
+                      <a:avLst/>
+                    </a:prstGeom>
+                  </pic:spPr>
+                </pic:pic>
+              </a:graphicData>
+            </a:graphic>
+          </wp:anchor>
+        </w:drawing>
+      </w:r>
+    </w:p>
+    <w:p>
+      <w:pPr>
+        <w:pStyle w:val="Normal"/>
+        <w:tabs>
+          <w:tab w:val="clear" w:pos="720"/>
+          <w:tab w:val="left" w:pos="709" w:leader="none"/>
+        </w:tabs>
+        <w:ind w:hanging="0"/>
+        <w:rPr/>
+      </w:pPr>
+      <w:r>
+        <w:rPr/>
+      </w:r>
+    </w:p>
+    <w:p>
+      <w:pPr>
+        <w:pStyle w:val="Normal"/>
+        <w:tabs>
+          <w:tab w:val="clear" w:pos="720"/>
+          <w:tab w:val="left" w:pos="709" w:leader="none"/>
+        </w:tabs>
+        <w:ind w:hanging="0"/>
+        <w:rPr/>
+      </w:pPr>
+      <w:r>
+        <w:rPr/>
+      </w:r>
+    </w:p>
+    <w:p>
+      <w:pPr>
+        <w:pStyle w:val="Normal"/>
+        <w:tabs>
+          <w:tab w:val="clear" w:pos="720"/>
+          <w:tab w:val="left" w:pos="709" w:leader="none"/>
+        </w:tabs>
+        <w:ind w:hanging="0"/>
+        <w:rPr/>
+      </w:pPr>
+      <w:r>
+        <w:rPr/>
+      </w:r>
+    </w:p>
+    <w:p>
+      <w:pPr>
+        <w:pStyle w:val="Normal"/>
+        <w:tabs>
+          <w:tab w:val="clear" w:pos="720"/>
+          <w:tab w:val="left" w:pos="709" w:leader="none"/>
+        </w:tabs>
+        <w:ind w:hanging="0"/>
+        <w:rPr/>
+      </w:pPr>
+      <w:r>
+        <w:rPr/>
+      </w:r>
+    </w:p>
+    <w:p>
+      <w:pPr>
+        <w:pStyle w:val="Normal"/>
+        <w:tabs>
+          <w:tab w:val="clear" w:pos="720"/>
+          <w:tab w:val="left" w:pos="709" w:leader="none"/>
+        </w:tabs>
+        <w:ind w:hanging="0"/>
+        <w:rPr/>
+      </w:pPr>
+      <w:r>
+        <w:rPr/>
+      </w:r>
+    </w:p>
+    <w:p>
+      <w:pPr>
+        <w:pStyle w:val="Normal"/>
+        <w:tabs>
+          <w:tab w:val="clear" w:pos="720"/>
+          <w:tab w:val="left" w:pos="709" w:leader="none"/>
+        </w:tabs>
+        <w:ind w:hanging="0"/>
+        <w:rPr/>
+      </w:pPr>
+      <w:r>
+        <w:rPr/>
+      </w:r>
+    </w:p>
+    <w:p>
+      <w:pPr>
+        <w:pStyle w:val="Normal"/>
+        <w:tabs>
+          <w:tab w:val="clear" w:pos="720"/>
+          <w:tab w:val="left" w:pos="709" w:leader="none"/>
+        </w:tabs>
+        <w:ind w:hanging="0"/>
+        <w:rPr/>
+      </w:pPr>
+      <w:r>
+        <w:rPr/>
+      </w:r>
+    </w:p>
+    <w:p>
+      <w:pPr>
+        <w:pStyle w:val="Normal"/>
+        <w:tabs>
+          <w:tab w:val="clear" w:pos="720"/>
+          <w:tab w:val="left" w:pos="709" w:leader="none"/>
+        </w:tabs>
+        <w:ind w:hanging="0"/>
+        <w:rPr/>
+      </w:pPr>
+      <w:r>
+        <w:rPr/>
+      </w:r>
+    </w:p>
+    <w:p>
+      <w:pPr>
+        <w:pStyle w:val="Normal"/>
+        <w:tabs>
+          <w:tab w:val="clear" w:pos="720"/>
+          <w:tab w:val="left" w:pos="709" w:leader="none"/>
+        </w:tabs>
+        <w:ind w:hanging="0"/>
+        <w:rPr/>
+      </w:pPr>
+      <w:r>
+        <w:rPr/>
+      </w:r>
+    </w:p>
+    <w:p>
+      <w:pPr>
+        <w:pStyle w:val="Normal"/>
+        <w:tabs>
+          <w:tab w:val="clear" w:pos="720"/>
+          <w:tab w:val="left" w:pos="709" w:leader="none"/>
+        </w:tabs>
+        <w:ind w:hanging="0"/>
+        <w:rPr/>
+      </w:pPr>
+      <w:r>
+        <w:rPr/>
+      </w:r>
+    </w:p>
+    <w:p>
+      <w:pPr>
+        <w:pStyle w:val="Normal"/>
+        <w:tabs>
+          <w:tab w:val="clear" w:pos="720"/>
+          <w:tab w:val="left" w:pos="709" w:leader="none"/>
+        </w:tabs>
+        <w:ind w:hanging="0"/>
+        <w:rPr/>
+      </w:pPr>
+      <w:r>
+        <w:rPr/>
+        <w:drawing>
+          <wp:anchor behindDoc="0" distT="0" distB="0" distL="0" distR="0" simplePos="0" locked="0" layoutInCell="0" allowOverlap="1" relativeHeight="12">
+            <wp:simplePos x="0" y="0"/>
+            <wp:positionH relativeFrom="column">
+              <wp:posOffset>445135</wp:posOffset>
+            </wp:positionH>
+            <wp:positionV relativeFrom="paragraph">
+              <wp:posOffset>61595</wp:posOffset>
+            </wp:positionV>
+            <wp:extent cx="5033645" cy="3327400"/>
+            <wp:effectExtent l="0" t="0" r="0" b="0"/>
+            <wp:wrapSquare wrapText="largest"/>
+            <wp:docPr id="11" name="Figura9" descr=""/>
+            <wp:cNvGraphicFramePr>
+              <a:graphicFrameLocks xmlns:a="http://schemas.openxmlformats.org/drawingml/2006/main" noChangeAspect="1"/>
+            </wp:cNvGraphicFramePr>
+            <a:graphic xmlns:a="http://schemas.openxmlformats.org/drawingml/2006/main">
+              <a:graphicData uri="http://schemas.openxmlformats.org/drawingml/2006/picture">
+                <pic:pic xmlns:pic="http://schemas.openxmlformats.org/drawingml/2006/picture">
+                  <pic:nvPicPr>
+                    <pic:cNvPr id="11" name="Figura9" descr=""/>
+                    <pic:cNvPicPr>
+                      <a:picLocks noChangeAspect="1" noChangeArrowheads="1"/>
+                    </pic:cNvPicPr>
+                  </pic:nvPicPr>
+                  <pic:blipFill>
+                    <a:blip r:embed="rId12"/>
+                    <a:stretch>
+                      <a:fillRect/>
+                    </a:stretch>
+                  </pic:blipFill>
+                  <pic:spPr bwMode="auto">
+                    <a:xfrm>
+                      <a:off x="0" y="0"/>
+                      <a:ext cx="5033645" cy="3327400"/>
+                    </a:xfrm>
+                    <a:prstGeom prst="rect">
+                      <a:avLst/>
+                    </a:prstGeom>
+                  </pic:spPr>
+                </pic:pic>
+              </a:graphicData>
+            </a:graphic>
+          </wp:anchor>
+        </w:drawing>
+      </w:r>
+    </w:p>
+    <w:p>
+      <w:pPr>
+        <w:pStyle w:val="Normal"/>
+        <w:tabs>
+          <w:tab w:val="clear" w:pos="720"/>
+          <w:tab w:val="left" w:pos="709" w:leader="none"/>
+        </w:tabs>
+        <w:ind w:hanging="0"/>
+        <w:rPr/>
+      </w:pPr>
+      <w:r>
+        <w:rPr/>
+      </w:r>
+    </w:p>
+    <w:p>
+      <w:pPr>
+        <w:pStyle w:val="Normal"/>
+        <w:tabs>
+          <w:tab w:val="clear" w:pos="720"/>
+          <w:tab w:val="left" w:pos="709" w:leader="none"/>
+        </w:tabs>
+        <w:ind w:hanging="0"/>
+        <w:rPr/>
+      </w:pPr>
+      <w:r>
+        <w:rPr/>
+      </w:r>
+    </w:p>
+    <w:p>
+      <w:pPr>
+        <w:pStyle w:val="Normal"/>
+        <w:tabs>
+          <w:tab w:val="clear" w:pos="720"/>
+          <w:tab w:val="left" w:pos="709" w:leader="none"/>
+        </w:tabs>
+        <w:ind w:hanging="0"/>
+        <w:rPr/>
+      </w:pPr>
+      <w:r>
+        <w:rPr/>
+      </w:r>
+    </w:p>
+    <w:p>
+      <w:pPr>
+        <w:pStyle w:val="Normal"/>
+        <w:tabs>
+          <w:tab w:val="clear" w:pos="720"/>
+          <w:tab w:val="left" w:pos="709" w:leader="none"/>
+        </w:tabs>
+        <w:ind w:hanging="0"/>
+        <w:rPr/>
+      </w:pPr>
+      <w:r>
+        <w:rPr/>
+      </w:r>
+    </w:p>
+    <w:p>
+      <w:pPr>
+        <w:pStyle w:val="Normal"/>
+        <w:tabs>
+          <w:tab w:val="clear" w:pos="720"/>
+          <w:tab w:val="left" w:pos="709" w:leader="none"/>
+        </w:tabs>
+        <w:ind w:hanging="0"/>
+        <w:rPr/>
+      </w:pPr>
+      <w:r>
+        <w:rPr/>
+      </w:r>
+    </w:p>
+    <w:p>
+      <w:pPr>
+        <w:pStyle w:val="Normal"/>
+        <w:tabs>
+          <w:tab w:val="clear" w:pos="720"/>
+          <w:tab w:val="left" w:pos="709" w:leader="none"/>
+        </w:tabs>
+        <w:ind w:hanging="0"/>
+        <w:rPr/>
+      </w:pPr>
+      <w:r>
+        <w:rPr/>
+      </w:r>
+    </w:p>
+    <w:p>
+      <w:pPr>
+        <w:pStyle w:val="Normal"/>
+        <w:tabs>
+          <w:tab w:val="clear" w:pos="720"/>
+          <w:tab w:val="left" w:pos="709" w:leader="none"/>
+        </w:tabs>
+        <w:ind w:hanging="0"/>
+        <w:rPr/>
+      </w:pPr>
+      <w:r>
+        <w:rPr/>
+      </w:r>
+    </w:p>
+    <w:p>
+      <w:pPr>
+        <w:pStyle w:val="Normal"/>
+        <w:tabs>
+          <w:tab w:val="clear" w:pos="720"/>
+          <w:tab w:val="left" w:pos="709" w:leader="none"/>
+        </w:tabs>
+        <w:ind w:hanging="0"/>
+        <w:rPr/>
+      </w:pPr>
+      <w:r>
+        <w:rPr/>
+      </w:r>
+    </w:p>
+    <w:p>
+      <w:pPr>
+        <w:pStyle w:val="Normal"/>
+        <w:tabs>
+          <w:tab w:val="clear" w:pos="720"/>
+          <w:tab w:val="left" w:pos="709" w:leader="none"/>
+        </w:tabs>
+        <w:ind w:hanging="0"/>
+        <w:rPr/>
+      </w:pPr>
+      <w:r>
+        <w:rPr/>
+      </w:r>
+    </w:p>
+    <w:p>
+      <w:pPr>
+        <w:pStyle w:val="Normal"/>
+        <w:tabs>
+          <w:tab w:val="clear" w:pos="720"/>
+          <w:tab w:val="left" w:pos="709" w:leader="none"/>
+        </w:tabs>
+        <w:ind w:hanging="0"/>
+        <w:rPr/>
+      </w:pPr>
+      <w:r>
+        <w:rPr/>
+      </w:r>
+    </w:p>
+    <w:p>
+      <w:pPr>
+        <w:pStyle w:val="Normal"/>
+        <w:tabs>
+          <w:tab w:val="clear" w:pos="720"/>
+          <w:tab w:val="left" w:pos="709" w:leader="none"/>
+        </w:tabs>
+        <w:ind w:hanging="0"/>
+        <w:rPr/>
+      </w:pPr>
+      <w:r>
+        <w:rPr/>
+      </w:r>
+    </w:p>
+    <w:p>
+      <w:pPr>
+        <w:pStyle w:val="Normal"/>
+        <w:tabs>
+          <w:tab w:val="clear" w:pos="720"/>
+          <w:tab w:val="left" w:pos="709" w:leader="none"/>
+        </w:tabs>
+        <w:ind w:hanging="0"/>
+        <w:rPr/>
+      </w:pPr>
+      <w:r>
+        <w:rPr/>
+      </w:r>
+    </w:p>
+    <w:p>
+      <w:pPr>
+        <w:pStyle w:val="Normal"/>
+        <w:tabs>
+          <w:tab w:val="clear" w:pos="720"/>
+          <w:tab w:val="left" w:pos="709" w:leader="none"/>
+        </w:tabs>
+        <w:ind w:hanging="0"/>
+        <w:rPr/>
+      </w:pPr>
+      <w:r>
+        <w:rPr/>
+        <w:drawing>
+          <wp:anchor behindDoc="0" distT="0" distB="0" distL="0" distR="0" simplePos="0" locked="0" layoutInCell="0" allowOverlap="1" relativeHeight="13">
+            <wp:simplePos x="0" y="0"/>
+            <wp:positionH relativeFrom="column">
+              <wp:align>center</wp:align>
+            </wp:positionH>
+            <wp:positionV relativeFrom="paragraph">
+              <wp:posOffset>635</wp:posOffset>
+            </wp:positionV>
+            <wp:extent cx="5760085" cy="2663825"/>
+            <wp:effectExtent l="0" t="0" r="0" b="0"/>
+            <wp:wrapSquare wrapText="largest"/>
+            <wp:docPr id="12" name="Figura10" descr=""/>
+            <wp:cNvGraphicFramePr>
+              <a:graphicFrameLocks xmlns:a="http://schemas.openxmlformats.org/drawingml/2006/main" noChangeAspect="1"/>
+            </wp:cNvGraphicFramePr>
+            <a:graphic xmlns:a="http://schemas.openxmlformats.org/drawingml/2006/main">
+              <a:graphicData uri="http://schemas.openxmlformats.org/drawingml/2006/picture">
+                <pic:pic xmlns:pic="http://schemas.openxmlformats.org/drawingml/2006/picture">
+                  <pic:nvPicPr>
+                    <pic:cNvPr id="12" name="Figura10" descr=""/>
+                    <pic:cNvPicPr>
+                      <a:picLocks noChangeAspect="1" noChangeArrowheads="1"/>
+                    </pic:cNvPicPr>
+                  </pic:nvPicPr>
+                  <pic:blipFill>
+                    <a:blip r:embed="rId13"/>
+                    <a:stretch>
+                      <a:fillRect/>
+                    </a:stretch>
+                  </pic:blipFill>
+                  <pic:spPr bwMode="auto">
+                    <a:xfrm>
+                      <a:off x="0" y="0"/>
+                      <a:ext cx="5760085" cy="2663825"/>
+                    </a:xfrm>
+                    <a:prstGeom prst="rect">
+                      <a:avLst/>
+                    </a:prstGeom>
+                  </pic:spPr>
+                </pic:pic>
+              </a:graphicData>
+            </a:graphic>
+          </wp:anchor>
+        </w:drawing>
+      </w:r>
+    </w:p>
+    <w:p>
+      <w:pPr>
+        <w:pStyle w:val="Normal"/>
+        <w:tabs>
+          <w:tab w:val="clear" w:pos="720"/>
+          <w:tab w:val="left" w:pos="709" w:leader="none"/>
+        </w:tabs>
+        <w:ind w:hanging="0"/>
+        <w:rPr/>
+      </w:pPr>
+      <w:r>
+        <w:rPr/>
+      </w:r>
+    </w:p>
+    <w:p>
+      <w:pPr>
+        <w:pStyle w:val="Normal"/>
+        <w:tabs>
+          <w:tab w:val="clear" w:pos="720"/>
+          <w:tab w:val="left" w:pos="709" w:leader="none"/>
+        </w:tabs>
+        <w:ind w:hanging="0"/>
+        <w:rPr/>
+      </w:pPr>
+      <w:r>
+        <w:rPr/>
+      </w:r>
+    </w:p>
+    <w:p>
+      <w:pPr>
+        <w:pStyle w:val="Normal"/>
+        <w:tabs>
+          <w:tab w:val="clear" w:pos="720"/>
+          <w:tab w:val="left" w:pos="709" w:leader="none"/>
+        </w:tabs>
+        <w:ind w:hanging="0"/>
+        <w:rPr/>
+      </w:pPr>
+      <w:r>
+        <w:rPr/>
+      </w:r>
+    </w:p>
+    <w:p>
+      <w:pPr>
+        <w:pStyle w:val="Normal"/>
+        <w:tabs>
+          <w:tab w:val="clear" w:pos="720"/>
+          <w:tab w:val="left" w:pos="709" w:leader="none"/>
+        </w:tabs>
+        <w:ind w:hanging="0"/>
+        <w:rPr/>
+      </w:pPr>
+      <w:r>
+        <w:rPr/>
+        <w:drawing>
+          <wp:anchor behindDoc="0" distT="0" distB="0" distL="0" distR="0" simplePos="0" locked="0" layoutInCell="0" allowOverlap="1" relativeHeight="14">
+            <wp:simplePos x="0" y="0"/>
+            <wp:positionH relativeFrom="column">
+              <wp:align>center</wp:align>
+            </wp:positionH>
+            <wp:positionV relativeFrom="paragraph">
+              <wp:posOffset>635</wp:posOffset>
+            </wp:positionV>
+            <wp:extent cx="5760085" cy="3048000"/>
+            <wp:effectExtent l="0" t="0" r="0" b="0"/>
+            <wp:wrapSquare wrapText="largest"/>
+            <wp:docPr id="13" name="Figura11" descr=""/>
+            <wp:cNvGraphicFramePr>
+              <a:graphicFrameLocks xmlns:a="http://schemas.openxmlformats.org/drawingml/2006/main" noChangeAspect="1"/>
+            </wp:cNvGraphicFramePr>
+            <a:graphic xmlns:a="http://schemas.openxmlformats.org/drawingml/2006/main">
+              <a:graphicData uri="http://schemas.openxmlformats.org/drawingml/2006/picture">
+                <pic:pic xmlns:pic="http://schemas.openxmlformats.org/drawingml/2006/picture">
+                  <pic:nvPicPr>
+                    <pic:cNvPr id="13" name="Figura11" descr=""/>
+                    <pic:cNvPicPr>
+                      <a:picLocks noChangeAspect="1" noChangeArrowheads="1"/>
+                    </pic:cNvPicPr>
+                  </pic:nvPicPr>
+                  <pic:blipFill>
+                    <a:blip r:embed="rId14"/>
+                    <a:stretch>
+                      <a:fillRect/>
+                    </a:stretch>
+                  </pic:blipFill>
+                  <pic:spPr bwMode="auto">
+                    <a:xfrm>
+                      <a:off x="0" y="0"/>
+                      <a:ext cx="5760085" cy="3048000"/>
+                    </a:xfrm>
+                    <a:prstGeom prst="rect">
+                      <a:avLst/>
+                    </a:prstGeom>
+                  </pic:spPr>
+                </pic:pic>
+              </a:graphicData>
+            </a:graphic>
+          </wp:anchor>
+        </w:drawing>
+      </w:r>
+    </w:p>
+    <w:p>
+      <w:pPr>
+        <w:pStyle w:val="Normal"/>
+        <w:tabs>
+          <w:tab w:val="clear" w:pos="720"/>
+          <w:tab w:val="left" w:pos="709" w:leader="none"/>
+        </w:tabs>
+        <w:ind w:hanging="0"/>
+        <w:rPr/>
+      </w:pPr>
+      <w:r>
+        <w:rPr/>
+      </w:r>
+    </w:p>
+    <w:p>
+      <w:pPr>
+        <w:pStyle w:val="Normal"/>
+        <w:tabs>
+          <w:tab w:val="clear" w:pos="720"/>
+          <w:tab w:val="left" w:pos="709" w:leader="none"/>
+        </w:tabs>
+        <w:ind w:hanging="0"/>
+        <w:rPr/>
+      </w:pPr>
+      <w:r>
+        <w:rPr/>
+        <w:drawing>
+          <wp:anchor behindDoc="0" distT="0" distB="0" distL="0" distR="0" simplePos="0" locked="0" layoutInCell="0" allowOverlap="1" relativeHeight="15">
+            <wp:simplePos x="0" y="0"/>
+            <wp:positionH relativeFrom="column">
+              <wp:posOffset>63500</wp:posOffset>
+            </wp:positionH>
+            <wp:positionV relativeFrom="paragraph">
+              <wp:posOffset>-48895</wp:posOffset>
+            </wp:positionV>
+            <wp:extent cx="5760085" cy="3272790"/>
+            <wp:effectExtent l="0" t="0" r="0" b="0"/>
+            <wp:wrapSquare wrapText="largest"/>
+            <wp:docPr id="14" name="Figura12" descr=""/>
+            <wp:cNvGraphicFramePr>
+              <a:graphicFrameLocks xmlns:a="http://schemas.openxmlformats.org/drawingml/2006/main" noChangeAspect="1"/>
+            </wp:cNvGraphicFramePr>
+            <a:graphic xmlns:a="http://schemas.openxmlformats.org/drawingml/2006/main">
+              <a:graphicData uri="http://schemas.openxmlformats.org/drawingml/2006/picture">
+                <pic:pic xmlns:pic="http://schemas.openxmlformats.org/drawingml/2006/picture">
+                  <pic:nvPicPr>
+                    <pic:cNvPr id="14" name="Figura12" descr=""/>
+                    <pic:cNvPicPr>
+                      <a:picLocks noChangeAspect="1" noChangeArrowheads="1"/>
+                    </pic:cNvPicPr>
+                  </pic:nvPicPr>
+                  <pic:blipFill>
+                    <a:blip r:embed="rId15"/>
+                    <a:stretch>
+                      <a:fillRect/>
+                    </a:stretch>
+                  </pic:blipFill>
+                  <pic:spPr bwMode="auto">
+                    <a:xfrm>
+                      <a:off x="0" y="0"/>
+                      <a:ext cx="5760085" cy="3272790"/>
+                    </a:xfrm>
+                    <a:prstGeom prst="rect">
+                      <a:avLst/>
+                    </a:prstGeom>
+                  </pic:spPr>
+                </pic:pic>
+              </a:graphicData>
+            </a:graphic>
+          </wp:anchor>
+        </w:drawing>
+      </w:r>
+    </w:p>
+    <w:p>
+      <w:pPr>
+        <w:pStyle w:val="Normal"/>
+        <w:tabs>
+          <w:tab w:val="clear" w:pos="720"/>
+          <w:tab w:val="left" w:pos="709" w:leader="none"/>
+        </w:tabs>
+        <w:ind w:hanging="0"/>
+        <w:rPr/>
+      </w:pPr>
+      <w:r>
+        <w:rPr/>
+        <w:drawing>
+          <wp:anchor behindDoc="0" distT="0" distB="0" distL="0" distR="0" simplePos="0" locked="0" layoutInCell="0" allowOverlap="1" relativeHeight="16">
+            <wp:simplePos x="0" y="0"/>
+            <wp:positionH relativeFrom="column">
+              <wp:posOffset>127000</wp:posOffset>
+            </wp:positionH>
+            <wp:positionV relativeFrom="paragraph">
+              <wp:posOffset>-34290</wp:posOffset>
+            </wp:positionV>
+            <wp:extent cx="5760085" cy="3531870"/>
+            <wp:effectExtent l="0" t="0" r="0" b="0"/>
+            <wp:wrapSquare wrapText="largest"/>
+            <wp:docPr id="15" name="Figura13" descr=""/>
+            <wp:cNvGraphicFramePr>
+              <a:graphicFrameLocks xmlns:a="http://schemas.openxmlformats.org/drawingml/2006/main" noChangeAspect="1"/>
+            </wp:cNvGraphicFramePr>
+            <a:graphic xmlns:a="http://schemas.openxmlformats.org/drawingml/2006/main">
+              <a:graphicData uri="http://schemas.openxmlformats.org/drawingml/2006/picture">
+                <pic:pic xmlns:pic="http://schemas.openxmlformats.org/drawingml/2006/picture">
+                  <pic:nvPicPr>
+                    <pic:cNvPr id="15" name="Figura13" descr=""/>
+                    <pic:cNvPicPr>
+                      <a:picLocks noChangeAspect="1" noChangeArrowheads="1"/>
+                    </pic:cNvPicPr>
+                  </pic:nvPicPr>
+                  <pic:blipFill>
+                    <a:blip r:embed="rId16"/>
+                    <a:stretch>
+                      <a:fillRect/>
+                    </a:stretch>
+                  </pic:blipFill>
+                  <pic:spPr bwMode="auto">
+                    <a:xfrm>
+                      <a:off x="0" y="0"/>
+                      <a:ext cx="5760085" cy="3531870"/>
+                    </a:xfrm>
+                    <a:prstGeom prst="rect">
+                      <a:avLst/>
+                    </a:prstGeom>
+                  </pic:spPr>
+                </pic:pic>
+              </a:graphicData>
+            </a:graphic>
+          </wp:anchor>
+        </w:drawing>
       </w:r>
     </w:p>
     <w:p>
@@ -10216,12 +11228,12 @@
         <w:rPr/>
         <w:t xml:space="preserve"> </w:t>
       </w:r>
-      <w:bookmarkStart w:id="32" w:name="_Toc119164385"/>
+      <w:bookmarkStart w:id="30" w:name="_Toc119164385"/>
       <w:r>
         <w:rPr/>
         <w:t>Conclusão</w:t>
       </w:r>
-      <w:bookmarkEnd w:id="32"/>
+      <w:bookmarkEnd w:id="30"/>
     </w:p>
     <w:p>
       <w:pPr>
@@ -10464,6 +11476,8 @@
         <w:rPr>
           <w:rFonts w:ascii="Arial;Helvetica;sans-serif" w:hAnsi="Arial;Helvetica;sans-serif"/>
           <w:b w:val="false"/>
+          <w:b w:val="false"/>
+          <w:i w:val="false"/>
           <w:i w:val="false"/>
           <w:caps w:val="false"/>
           <w:smallCaps w:val="false"/>
@@ -10495,6 +11509,8 @@
         <w:rPr>
           <w:rFonts w:ascii="Arial;Helvetica;sans-serif" w:hAnsi="Arial;Helvetica;sans-serif"/>
           <w:b w:val="false"/>
+          <w:b w:val="false"/>
+          <w:i w:val="false"/>
           <w:i w:val="false"/>
           <w:caps w:val="false"/>
           <w:smallCaps w:val="false"/>
@@ -10526,6 +11542,8 @@
         <w:rPr>
           <w:rFonts w:ascii="Arial;Helvetica;sans-serif" w:hAnsi="Arial;Helvetica;sans-serif"/>
           <w:b w:val="false"/>
+          <w:b w:val="false"/>
+          <w:i w:val="false"/>
           <w:i w:val="false"/>
           <w:caps w:val="false"/>
           <w:smallCaps w:val="false"/>
@@ -10557,6 +11575,8 @@
         <w:rPr>
           <w:rFonts w:ascii="Arial;Helvetica;sans-serif" w:hAnsi="Arial;Helvetica;sans-serif"/>
           <w:b w:val="false"/>
+          <w:b w:val="false"/>
+          <w:i w:val="false"/>
           <w:i w:val="false"/>
           <w:caps w:val="false"/>
           <w:smallCaps w:val="false"/>
@@ -10588,6 +11608,8 @@
         <w:rPr>
           <w:rFonts w:ascii="Arial;Helvetica;sans-serif" w:hAnsi="Arial;Helvetica;sans-serif"/>
           <w:b w:val="false"/>
+          <w:b w:val="false"/>
+          <w:i w:val="false"/>
           <w:i w:val="false"/>
           <w:caps w:val="false"/>
           <w:smallCaps w:val="false"/>
@@ -10669,9 +11691,9 @@
       <w:r>
         <w:rPr/>
       </w:r>
-      <w:bookmarkStart w:id="33" w:name="_heading=h.qsh70q"/>
-      <w:bookmarkStart w:id="34" w:name="_heading=h.qsh70q"/>
-      <w:bookmarkEnd w:id="34"/>
+      <w:bookmarkStart w:id="31" w:name="_heading=h.qsh70q"/>
+      <w:bookmarkStart w:id="32" w:name="_heading=h.qsh70q"/>
+      <w:bookmarkEnd w:id="32"/>
     </w:p>
     <w:p>
       <w:pPr>
@@ -10693,12 +11715,12 @@
         <w:ind w:left="0" w:hanging="0"/>
         <w:rPr/>
       </w:pPr>
-      <w:bookmarkStart w:id="35" w:name="_Toc119164386"/>
+      <w:bookmarkStart w:id="33" w:name="_Toc119164386"/>
       <w:r>
         <w:rPr/>
         <w:t>REFERÊNCIAS</w:t>
       </w:r>
-      <w:bookmarkEnd w:id="35"/>
+      <w:bookmarkEnd w:id="33"/>
     </w:p>
     <w:p>
       <w:pPr>
@@ -10732,8 +11754,8 @@
           <w:szCs w:val="22"/>
         </w:rPr>
       </w:pPr>
-      <w:bookmarkStart w:id="36" w:name="_heading=h.1pxezwc"/>
-      <w:bookmarkEnd w:id="36"/>
+      <w:bookmarkStart w:id="34" w:name="_heading=h.1pxezwc"/>
+      <w:bookmarkEnd w:id="34"/>
       <w:r>
         <w:rPr>
           <w:rFonts w:ascii="Arial;Helvetica;sans-serif" w:hAnsi="Arial;Helvetica;sans-serif"/>
@@ -10771,7 +11793,7 @@
         </w:rPr>
         <w:t>. Needham: Object Management Group, 2017. Disponível em: </w:t>
       </w:r>
-      <w:hyperlink r:id="rId9" w:tgtFrame="_blank">
+      <w:hyperlink r:id="rId17" w:tgtFrame="_blank">
         <w:r>
           <w:rPr>
             <w:rStyle w:val="LinkdaInternet"/>
@@ -10818,8 +11840,8 @@
       </w:r>
     </w:p>
     <w:sectPr>
-      <w:headerReference w:type="default" r:id="rId10"/>
-      <w:footerReference w:type="default" r:id="rId11"/>
+      <w:headerReference w:type="default" r:id="rId18"/>
+      <w:footerReference w:type="default" r:id="rId19"/>
       <w:footnotePr>
         <w:numFmt w:val="decimal"/>
       </w:footnotePr>
@@ -11003,7 +12025,7 @@
         <w:rFonts w:eastAsia="Times New Roman" w:cs="Times New Roman" w:ascii="Times New Roman" w:hAnsi="Times New Roman"/>
         <w:color w:val="000000"/>
       </w:rPr>
-      <w:t>37</w:t>
+      <w:t>40</w:t>
     </w:r>
     <w:r>
       <w:rPr>
@@ -11181,6 +12203,7 @@
         </w:tabs>
         <w:ind w:left="1080" w:hanging="360"/>
       </w:pPr>
+      <w:rPr/>
     </w:lvl>
     <w:lvl w:ilvl="2">
       <w:start w:val="1"/>
@@ -11193,6 +12216,7 @@
         </w:tabs>
         <w:ind w:left="1440" w:hanging="360"/>
       </w:pPr>
+      <w:rPr/>
     </w:lvl>
     <w:lvl w:ilvl="3">
       <w:start w:val="1"/>
@@ -11205,6 +12229,7 @@
         </w:tabs>
         <w:ind w:left="1800" w:hanging="360"/>
       </w:pPr>
+      <w:rPr/>
     </w:lvl>
     <w:lvl w:ilvl="4">
       <w:start w:val="1"/>
@@ -11217,6 +12242,7 @@
         </w:tabs>
         <w:ind w:left="2160" w:hanging="360"/>
       </w:pPr>
+      <w:rPr/>
     </w:lvl>
     <w:lvl w:ilvl="5">
       <w:start w:val="1"/>
@@ -11229,6 +12255,7 @@
         </w:tabs>
         <w:ind w:left="2520" w:hanging="360"/>
       </w:pPr>
+      <w:rPr/>
     </w:lvl>
     <w:lvl w:ilvl="6">
       <w:start w:val="1"/>
@@ -11241,6 +12268,7 @@
         </w:tabs>
         <w:ind w:left="2880" w:hanging="360"/>
       </w:pPr>
+      <w:rPr/>
     </w:lvl>
     <w:lvl w:ilvl="7">
       <w:start w:val="1"/>
@@ -11253,6 +12281,7 @@
         </w:tabs>
         <w:ind w:left="3240" w:hanging="360"/>
       </w:pPr>
+      <w:rPr/>
     </w:lvl>
     <w:lvl w:ilvl="8">
       <w:start w:val="1"/>
@@ -11265,6 +12294,7 @@
         </w:tabs>
         <w:ind w:left="3600" w:hanging="360"/>
       </w:pPr>
+      <w:rPr/>
     </w:lvl>
   </w:abstractNum>
   <w:abstractNum w:abstractNumId="3">
